--- a/docs/management-note.docx
+++ b/docs/management-note.docx
@@ -1309,6 +1309,15 @@
         <w:spacing w:after="0"/>
       </w:pPr>
     </w:p>
+    <w:p>
+      <w:r>
+        <w:rPr>
+          <w:rFonts w:ascii="Arial" w:hAnsi="Arial" w:eastAsia="Arial"/>
+          <w:sz w:val="21"/>
+        </w:rPr>
+        <w:t xml:space="preserve">Отраслевые основания по выбранным и отклонённым сервисам. FIRE: Маглинец и др. (2024) показывают автоматическое обнаружение лесных пожаров по данным «Арктики-М» свёрточной нейросетевой моделью с точностью 98 % на данных 2024 года; Долматов и др. (2023) оценивают ежегодный ущерб от лесных пожаров в России более чем в 11 млрд руб. и отмечают, что сотовая связь доступна не далее 30–50 км от крупных населённых пунктов, поэтому космический мониторинг и автономные каналы связи дополняют друг друга. ENV и оценка общественной пользы: Virapongse и др. (2020) формулируют десять правил повышения общественной ценности наблюдений Земли и показывают, что ценность возникает не у данных как таковых, а в цепочке до решения пользователя; это основание для того, чтобы vpub и cash в записке не складывались. AGRI: Sishodia и др. (2020) обобщают применение ДЗЗ в точном земледелии как способ оптимизировать вносимые ресурсы. TRANS: Kyriou и др. (2023) обобщают подходы ДЗЗ к мониторингу дорог, железных дорог, мостов, плотин и зданий; Нощенко и Пережогин (2010) описывают методы SAR, InSAR и D-InSAR для оценки деформаций земной поверхности. Отклонённые кандидаты: Munawar и др. (2022) показывают, что оптические данные для прогноза паводков сильно зависят от облачности, тумана и дождя, тогда как радарные данные сохраняют наблюдаемость (FLOOD); Wang и др. (2022) обобщают ключевые технологии контроля космической обстановки (SSA). Рыночный контекст: Кравченко (2024) отмечает недостаточное законодательное сопровождение рынка данных ДЗЗ в России и потребность в нормах, гарантирующих достоверность и неизменность данных.</w:t>
+      </w:r>
+    </w:p>
     <w:tbl>
       <w:tblPr>
         <w:tblStyle w:val="TableGrid"/>
@@ -4724,6 +4733,15 @@
       </w:r>
     </w:p>
     <w:p>
+      <w:r>
+        <w:rPr>
+          <w:rFonts w:ascii="Arial" w:hAnsi="Arial" w:eastAsia="Arial"/>
+          <w:sz w:val="21"/>
+        </w:rPr>
+        <w:t xml:space="preserve">Основания договорной схемы. Kawai и Hanaoka (2025) связывают выбор модели ГЧП с шестью индикаторами — национальные цели, предпочтения в роли государства, регуляторная структура, доступ к капиталу, возможности частного сектора и коммерческий спрос — и на материале США, Японии, Индии и ОАЭ показывают, что модели с высокой автономией частного партнёра возникают только при системном совпадении институциональных, финансовых и рыночных условий. Поэтому автономия частного партнёра предполагается только для AGRI и TRANS, где есть коммерческая компонента, а FIRE и ENV остаются в бюджетном контуре. Takata и Hidaka (2025) описывают тип ГЧП, построенный на двустороннем взаимодействии и совместном создании, что соответствует роли единого оператора. Zancan и др. (2026) разбирают условия выбора закупочных стратегий космическими агентствами. Заварухин и др. (2021) на опыте США и Великобритании указывают на недостаточный уровень высокотехнологичного производства и административные барьеры, поэтому прямой перенос зарубежных механизмов здесь не предполагается. Payson (2026) объединяет рамку экономических благ и Total Economic Value; это основание для раздельного учёта общественной ценности и денежного потока.</w:t>
+      </w:r>
+    </w:p>
+    <w:p>
       <w:pPr/>
       <w:r>
         <w:rPr>
@@ -5778,11 +5796,13 @@
         <w:tblLook w:firstColumn="1" w:firstRow="1" w:lastColumn="0" w:lastRow="0" w:noHBand="0" w:noVBand="1" w:val="04A0"/>
       </w:tblPr>
       <w:tblGrid>
-        <w:gridCol w:w="2017"/>
-        <w:gridCol w:w="2017"/>
-        <w:gridCol w:w="2017"/>
-        <w:gridCol w:w="2017"/>
-        <w:gridCol w:w="2017"/>
+        <w:gridCol w:w="1250"/>
+        <w:gridCol w:w="1550"/>
+        <w:gridCol w:w="1550"/>
+        <w:gridCol w:w="1700"/>
+        <w:gridCol w:w="1050"/>
+        <w:gridCol w:w="1550"/>
+        <w:gridCol w:w="1435"/>
       </w:tblGrid>
       <w:tr>
         <w:trPr>
@@ -5791,7 +5811,7 @@
         </w:trPr>
         <w:tc>
           <w:tcPr>
-            <w:tcW w:type="dxa" w:w="1531"/>
+            <w:tcW w:type="dxa" w:w="1250"/>
             <w:shd w:fill="D9D9D9"/>
             <w:vAlign w:val="center"/>
             <w:tcMar>
@@ -5817,7 +5837,7 @@
         </w:tc>
         <w:tc>
           <w:tcPr>
-            <w:tcW w:type="dxa" w:w="1984"/>
+            <w:tcW w:type="dxa" w:w="1550"/>
             <w:shd w:fill="D9D9D9"/>
             <w:vAlign w:val="center"/>
             <w:tcMar>
@@ -5837,13 +5857,13 @@
                 <w:b/>
                 <w:sz w:val="14"/>
               </w:rPr>
-              <w:t>Последствие</w:t>
-            </w:r>
-          </w:p>
-        </w:tc>
-        <w:tc>
-          <w:tcPr>
-            <w:tcW w:type="dxa" w:w="2608"/>
+              <w:t>Причина</w:t>
+            </w:r>
+          </w:p>
+        </w:tc>
+        <w:tc>
+          <w:tcPr>
+            <w:tcW w:type="dxa" w:w="1550"/>
             <w:shd w:fill="D9D9D9"/>
             <w:vAlign w:val="center"/>
             <w:tcMar>
@@ -5863,13 +5883,13 @@
                 <w:b/>
                 <w:sz w:val="14"/>
               </w:rPr>
-              <w:t>Мера</w:t>
-            </w:r>
-          </w:p>
-        </w:tc>
-        <w:tc>
-          <w:tcPr>
-            <w:tcW w:type="dxa" w:w="1474"/>
+              <w:t>Последствие</w:t>
+            </w:r>
+          </w:p>
+        </w:tc>
+        <w:tc>
+          <w:tcPr>
+            <w:tcW w:type="dxa" w:w="1700"/>
             <w:shd w:fill="D9D9D9"/>
             <w:vAlign w:val="center"/>
             <w:tcMar>
@@ -5889,13 +5909,13 @@
                 <w:b/>
                 <w:sz w:val="14"/>
               </w:rPr>
-              <w:t>Владелец</w:t>
-            </w:r>
-          </w:p>
-        </w:tc>
-        <w:tc>
-          <w:tcPr>
-            <w:tcW w:type="dxa" w:w="2098"/>
+              <w:t>Мера</w:t>
+            </w:r>
+          </w:p>
+        </w:tc>
+        <w:tc>
+          <w:tcPr>
+            <w:tcW w:type="dxa" w:w="1050"/>
             <w:shd w:fill="D9D9D9"/>
             <w:vAlign w:val="center"/>
             <w:tcMar>
@@ -5915,6 +5935,58 @@
                 <w:b/>
                 <w:sz w:val="14"/>
               </w:rPr>
+              <w:t>Владелец</w:t>
+            </w:r>
+          </w:p>
+        </w:tc>
+        <w:tc>
+          <w:tcPr>
+            <w:tcW w:type="dxa" w:w="1550"/>
+            <w:shd w:fill="D9D9D9"/>
+            <w:vAlign w:val="center"/>
+            <w:tcMar>
+              <w:top w:w="70" w:type="dxa"/>
+              <w:start w:w="80" w:type="dxa"/>
+              <w:bottom w:w="70" w:type="dxa"/>
+              <w:end w:w="80" w:type="dxa"/>
+            </w:tcMar>
+          </w:tcPr>
+          <w:p>
+            <w:pPr>
+              <w:jc w:val="center"/>
+            </w:pPr>
+            <w:r>
+              <w:rPr>
+                <w:rFonts w:ascii="Arial" w:hAnsi="Arial" w:eastAsia="Arial"/>
+                <w:b/>
+                <w:sz w:val="14"/>
+              </w:rPr>
+              <w:t>Остаточный риск</w:t>
+            </w:r>
+          </w:p>
+        </w:tc>
+        <w:tc>
+          <w:tcPr>
+            <w:tcW w:type="dxa" w:w="1435"/>
+            <w:shd w:fill="D9D9D9"/>
+            <w:vAlign w:val="center"/>
+            <w:tcMar>
+              <w:top w:w="70" w:type="dxa"/>
+              <w:start w:w="80" w:type="dxa"/>
+              <w:bottom w:w="70" w:type="dxa"/>
+              <w:end w:w="80" w:type="dxa"/>
+            </w:tcMar>
+          </w:tcPr>
+          <w:p>
+            <w:pPr>
+              <w:jc w:val="center"/>
+            </w:pPr>
+            <w:r>
+              <w:rPr>
+                <w:rFonts w:ascii="Arial" w:hAnsi="Arial" w:eastAsia="Arial"/>
+                <w:b/>
+                <w:sz w:val="14"/>
+              </w:rPr>
               <w:t>Ограничение меры</w:t>
             </w:r>
           </w:p>
@@ -5926,7 +5998,7 @@
         </w:trPr>
         <w:tc>
           <w:tcPr>
-            <w:tcW w:type="dxa" w:w="1531"/>
+            <w:tcW w:type="dxa" w:w="1250"/>
             <w:vAlign w:val="top"/>
             <w:tcMar>
               <w:top w:w="70" w:type="dxa"/>
@@ -5947,7 +6019,7 @@
         </w:tc>
         <w:tc>
           <w:tcPr>
-            <w:tcW w:type="dxa" w:w="1984"/>
+            <w:tcW w:type="dxa" w:w="1550"/>
             <w:vAlign w:val="top"/>
             <w:tcMar>
               <w:top w:w="70" w:type="dxa"/>
@@ -5962,13 +6034,13 @@
                 <w:rFonts w:ascii="Arial" w:hAnsi="Arial" w:eastAsia="Arial"/>
                 <w:sz w:val="14"/>
               </w:rPr>
-              <w:t>Поздний/устаревший сигнал.</w:t>
-            </w:r>
-          </w:p>
-        </w:tc>
-        <w:tc>
-          <w:tcPr>
-            <w:tcW w:type="dxa" w:w="2608"/>
+              <w:t>Облачность, пропуск витка, сбой у поставщика или канала передачи.</w:t>
+            </w:r>
+          </w:p>
+        </w:tc>
+        <w:tc>
+          <w:tcPr>
+            <w:tcW w:type="dxa" w:w="1550"/>
             <w:vAlign w:val="top"/>
             <w:tcMar>
               <w:top w:w="70" w:type="dxa"/>
@@ -5983,13 +6055,13 @@
                 <w:rFonts w:ascii="Arial" w:hAnsi="Arial" w:eastAsia="Arial"/>
                 <w:sz w:val="14"/>
               </w:rPr>
-              <w:t>Несколько источников, SLA по свежести, последний валидный слой, ручной сценарий.</w:t>
-            </w:r>
-          </w:p>
-        </w:tc>
-        <w:tc>
-          <w:tcPr>
-            <w:tcW w:type="dxa" w:w="1474"/>
+              <w:t>Поздний/устаревший сигнал.</w:t>
+            </w:r>
+          </w:p>
+        </w:tc>
+        <w:tc>
+          <w:tcPr>
+            <w:tcW w:type="dxa" w:w="1700"/>
             <w:vAlign w:val="top"/>
             <w:tcMar>
               <w:top w:w="70" w:type="dxa"/>
@@ -6004,13 +6076,13 @@
                 <w:rFonts w:ascii="Arial" w:hAnsi="Arial" w:eastAsia="Arial"/>
                 <w:sz w:val="14"/>
               </w:rPr>
-              <w:t>Оператор</w:t>
-            </w:r>
-          </w:p>
-        </w:tc>
-        <w:tc>
-          <w:tcPr>
-            <w:tcW w:type="dxa" w:w="2098"/>
+              <w:t>Несколько источников, SLA по свежести, последний валидный слой, ручной сценарий.</w:t>
+            </w:r>
+          </w:p>
+        </w:tc>
+        <w:tc>
+          <w:tcPr>
+            <w:tcW w:type="dxa" w:w="1050"/>
             <w:vAlign w:val="top"/>
             <w:tcMar>
               <w:top w:w="70" w:type="dxa"/>
@@ -6025,18 +6097,13 @@
                 <w:rFonts w:ascii="Arial" w:hAnsi="Arial" w:eastAsia="Arial"/>
                 <w:sz w:val="14"/>
               </w:rPr>
-              <w:t>Источники могут одновременно зависеть от одной орбитальной группировки.</w:t>
-            </w:r>
-          </w:p>
-        </w:tc>
-      </w:tr>
-      <w:tr>
-        <w:trPr>
-          <w:cantSplit/>
-        </w:trPr>
-        <w:tc>
-          <w:tcPr>
-            <w:tcW w:type="dxa" w:w="1531"/>
+              <w:t>Оператор</w:t>
+            </w:r>
+          </w:p>
+        </w:tc>
+        <w:tc>
+          <w:tcPr>
+            <w:tcW w:type="dxa" w:w="1550"/>
             <w:vAlign w:val="top"/>
             <w:tcMar>
               <w:top w:w="70" w:type="dxa"/>
@@ -6051,13 +6118,13 @@
                 <w:rFonts w:ascii="Arial" w:hAnsi="Arial" w:eastAsia="Arial"/>
                 <w:sz w:val="14"/>
               </w:rPr>
-              <w:t>Ложный или пропущенный сигнал</w:t>
-            </w:r>
-          </w:p>
-        </w:tc>
-        <w:tc>
-          <w:tcPr>
-            <w:tcW w:type="dxa" w:w="1984"/>
+              <w:t>Часть территории в отдельные сутки остаётся без свежего наблюдения.</w:t>
+            </w:r>
+          </w:p>
+        </w:tc>
+        <w:tc>
+          <w:tcPr>
+            <w:tcW w:type="dxa" w:w="1435"/>
             <w:vAlign w:val="top"/>
             <w:tcMar>
               <w:top w:w="70" w:type="dxa"/>
@@ -6072,13 +6139,18 @@
                 <w:rFonts w:ascii="Arial" w:hAnsi="Arial" w:eastAsia="Arial"/>
                 <w:sz w:val="14"/>
               </w:rPr>
-              <w:t>Неверный приоритет выезда, осмотра или обработки.</w:t>
-            </w:r>
-          </w:p>
-        </w:tc>
-        <w:tc>
-          <w:tcPr>
-            <w:tcW w:type="dxa" w:w="2608"/>
+              <w:t>Источники могут одновременно зависеть от одной орбитальной группировки.</w:t>
+            </w:r>
+          </w:p>
+        </w:tc>
+      </w:tr>
+      <w:tr>
+        <w:trPr>
+          <w:cantSplit/>
+        </w:trPr>
+        <w:tc>
+          <w:tcPr>
+            <w:tcW w:type="dxa" w:w="1250"/>
             <w:vAlign w:val="top"/>
             <w:tcMar>
               <w:top w:w="70" w:type="dxa"/>
@@ -6093,13 +6165,13 @@
                 <w:rFonts w:ascii="Arial" w:hAnsi="Arial" w:eastAsia="Arial"/>
                 <w:sz w:val="14"/>
               </w:rPr>
-              <w:t>Порог уверенности, проверка человеком, журнал качества, контроль версии модели.</w:t>
-            </w:r>
-          </w:p>
-        </w:tc>
-        <w:tc>
-          <w:tcPr>
-            <w:tcW w:type="dxa" w:w="1474"/>
+              <w:t>Ложный или пропущенный сигнал</w:t>
+            </w:r>
+          </w:p>
+        </w:tc>
+        <w:tc>
+          <w:tcPr>
+            <w:tcW w:type="dxa" w:w="1550"/>
             <w:vAlign w:val="top"/>
             <w:tcMar>
               <w:top w:w="70" w:type="dxa"/>
@@ -6114,13 +6186,13 @@
                 <w:rFonts w:ascii="Arial" w:hAnsi="Arial" w:eastAsia="Arial"/>
                 <w:sz w:val="14"/>
               </w:rPr>
-              <w:t>Владелец сервиса</w:t>
-            </w:r>
-          </w:p>
-        </w:tc>
-        <w:tc>
-          <w:tcPr>
-            <w:tcW w:type="dxa" w:w="2098"/>
+              <w:t>Ограничения разрешения и спектральных признаков; редкие и нетипичные события слабо представлены в обучающей выборке.</w:t>
+            </w:r>
+          </w:p>
+        </w:tc>
+        <w:tc>
+          <w:tcPr>
+            <w:tcW w:type="dxa" w:w="1550"/>
             <w:vAlign w:val="top"/>
             <w:tcMar>
               <w:top w:w="70" w:type="dxa"/>
@@ -6135,18 +6207,13 @@
                 <w:rFonts w:ascii="Arial" w:hAnsi="Arial" w:eastAsia="Arial"/>
                 <w:sz w:val="14"/>
               </w:rPr>
-              <w:t>Редкие события и сезонность ограничивают настройку.</w:t>
-            </w:r>
-          </w:p>
-        </w:tc>
-      </w:tr>
-      <w:tr>
-        <w:trPr>
-          <w:cantSplit/>
-        </w:trPr>
-        <w:tc>
-          <w:tcPr>
-            <w:tcW w:type="dxa" w:w="1531"/>
+              <w:t>Неверный приоритет выезда, осмотра или обработки.</w:t>
+            </w:r>
+          </w:p>
+        </w:tc>
+        <w:tc>
+          <w:tcPr>
+            <w:tcW w:type="dxa" w:w="1700"/>
             <w:vAlign w:val="top"/>
             <w:tcMar>
               <w:top w:w="70" w:type="dxa"/>
@@ -6161,13 +6228,13 @@
                 <w:rFonts w:ascii="Arial" w:hAnsi="Arial" w:eastAsia="Arial"/>
                 <w:sz w:val="14"/>
               </w:rPr>
-              <w:t>Зависимость от поставщика</w:t>
-            </w:r>
-          </w:p>
-        </w:tc>
-        <w:tc>
-          <w:tcPr>
-            <w:tcW w:type="dxa" w:w="1984"/>
+              <w:t>Порог уверенности, проверка человеком, журнал качества, контроль версии модели.</w:t>
+            </w:r>
+          </w:p>
+        </w:tc>
+        <w:tc>
+          <w:tcPr>
+            <w:tcW w:type="dxa" w:w="1050"/>
             <w:vAlign w:val="top"/>
             <w:tcMar>
               <w:top w:w="70" w:type="dxa"/>
@@ -6182,13 +6249,13 @@
                 <w:rFonts w:ascii="Arial" w:hAnsi="Arial" w:eastAsia="Arial"/>
                 <w:sz w:val="14"/>
               </w:rPr>
-              <w:t>Рост цены, остановка обновлений, сложная миграция.</w:t>
-            </w:r>
-          </w:p>
-        </w:tc>
-        <w:tc>
-          <w:tcPr>
-            <w:tcW w:type="dxa" w:w="2608"/>
+              <w:t>Владелец сервиса</w:t>
+            </w:r>
+          </w:p>
+        </w:tc>
+        <w:tc>
+          <w:tcPr>
+            <w:tcW w:type="dxa" w:w="1550"/>
             <w:vAlign w:val="top"/>
             <w:tcMar>
               <w:top w:w="70" w:type="dxa"/>
@@ -6203,13 +6270,13 @@
                 <w:rFonts w:ascii="Arial" w:hAnsi="Arial" w:eastAsia="Arial"/>
                 <w:sz w:val="14"/>
               </w:rPr>
-              <w:t>Открытые форматы/API, права на историю, второй допустимый источник, контрольный пересчёт.</w:t>
-            </w:r>
-          </w:p>
-        </w:tc>
-        <w:tc>
-          <w:tcPr>
-            <w:tcW w:type="dxa" w:w="1474"/>
+              <w:t>Доля ошибок сохраняется; решение по сигналу остаётся за человеком.</w:t>
+            </w:r>
+          </w:p>
+        </w:tc>
+        <w:tc>
+          <w:tcPr>
+            <w:tcW w:type="dxa" w:w="1435"/>
             <w:vAlign w:val="top"/>
             <w:tcMar>
               <w:top w:w="70" w:type="dxa"/>
@@ -6224,13 +6291,18 @@
                 <w:rFonts w:ascii="Arial" w:hAnsi="Arial" w:eastAsia="Arial"/>
                 <w:sz w:val="14"/>
               </w:rPr>
-              <w:t>Заказчик</w:t>
-            </w:r>
-          </w:p>
-        </w:tc>
-        <w:tc>
-          <w:tcPr>
-            <w:tcW w:type="dxa" w:w="2098"/>
+              <w:t>Редкие события и сезонность ограничивают настройку.</w:t>
+            </w:r>
+          </w:p>
+        </w:tc>
+      </w:tr>
+      <w:tr>
+        <w:trPr>
+          <w:cantSplit/>
+        </w:trPr>
+        <w:tc>
+          <w:tcPr>
+            <w:tcW w:type="dxa" w:w="1250"/>
             <w:vAlign w:val="top"/>
             <w:tcMar>
               <w:top w:w="70" w:type="dxa"/>
@@ -6245,18 +6317,13 @@
                 <w:rFonts w:ascii="Arial" w:hAnsi="Arial" w:eastAsia="Arial"/>
                 <w:sz w:val="14"/>
               </w:rPr>
-              <w:t>Переход требует времени и денег; покрытие резервного источника может отличаться.</w:t>
-            </w:r>
-          </w:p>
-        </w:tc>
-      </w:tr>
-      <w:tr>
-        <w:trPr>
-          <w:cantSplit/>
-        </w:trPr>
-        <w:tc>
-          <w:tcPr>
-            <w:tcW w:type="dxa" w:w="1531"/>
+              <w:t>Зависимость от поставщика</w:t>
+            </w:r>
+          </w:p>
+        </w:tc>
+        <w:tc>
+          <w:tcPr>
+            <w:tcW w:type="dxa" w:w="1550"/>
             <w:vAlign w:val="top"/>
             <w:tcMar>
               <w:top w:w="70" w:type="dxa"/>
@@ -6271,13 +6338,13 @@
                 <w:rFonts w:ascii="Arial" w:hAnsi="Arial" w:eastAsia="Arial"/>
                 <w:sz w:val="14"/>
               </w:rPr>
-              <w:t>Сервис не встроен в процесс региона</w:t>
-            </w:r>
-          </w:p>
-        </w:tc>
-        <w:tc>
-          <w:tcPr>
-            <w:tcW w:type="dxa" w:w="1984"/>
+              <w:t>Уникальные данные или формат у одного поставщика; второй квалифицированный источник не подтверждён.</w:t>
+            </w:r>
+          </w:p>
+        </w:tc>
+        <w:tc>
+          <w:tcPr>
+            <w:tcW w:type="dxa" w:w="1550"/>
             <w:vAlign w:val="top"/>
             <w:tcMar>
               <w:top w:w="70" w:type="dxa"/>
@@ -6292,13 +6359,13 @@
                 <w:rFonts w:ascii="Arial" w:hAnsi="Arial" w:eastAsia="Arial"/>
                 <w:sz w:val="14"/>
               </w:rPr>
-              <w:t>Сигналы есть, но решения не принимаются.</w:t>
-            </w:r>
-          </w:p>
-        </w:tc>
-        <w:tc>
-          <w:tcPr>
-            <w:tcW w:type="dxa" w:w="2608"/>
+              <w:t>Рост цены, остановка обновлений, сложная миграция.</w:t>
+            </w:r>
+          </w:p>
+        </w:tc>
+        <w:tc>
+          <w:tcPr>
+            <w:tcW w:type="dxa" w:w="1700"/>
             <w:vAlign w:val="top"/>
             <w:tcMar>
               <w:top w:w="70" w:type="dxa"/>
@@ -6313,13 +6380,13 @@
                 <w:rFonts w:ascii="Arial" w:hAnsi="Arial" w:eastAsia="Arial"/>
                 <w:sz w:val="14"/>
               </w:rPr>
-              <w:t>Пилот, интеграции, обучение, регламент реакции.</w:t>
-            </w:r>
-          </w:p>
-        </w:tc>
-        <w:tc>
-          <w:tcPr>
-            <w:tcW w:type="dxa" w:w="1474"/>
+              <w:t>Открытые форматы/API, права на историю, второй допустимый источник, контрольный пересчёт.</w:t>
+            </w:r>
+          </w:p>
+        </w:tc>
+        <w:tc>
+          <w:tcPr>
+            <w:tcW w:type="dxa" w:w="1050"/>
             <w:vAlign w:val="top"/>
             <w:tcMar>
               <w:top w:w="70" w:type="dxa"/>
@@ -6334,13 +6401,13 @@
                 <w:rFonts w:ascii="Arial" w:hAnsi="Arial" w:eastAsia="Arial"/>
                 <w:sz w:val="14"/>
               </w:rPr>
-              <w:t>Принимающая сторона</w:t>
-            </w:r>
-          </w:p>
-        </w:tc>
-        <w:tc>
-          <w:tcPr>
-            <w:tcW w:type="dxa" w:w="2098"/>
+              <w:t>Заказчик</w:t>
+            </w:r>
+          </w:p>
+        </w:tc>
+        <w:tc>
+          <w:tcPr>
+            <w:tcW w:type="dxa" w:w="1550"/>
             <w:vAlign w:val="top"/>
             <w:tcMar>
               <w:top w:w="70" w:type="dxa"/>
@@ -6355,18 +6422,13 @@
                 <w:rFonts w:ascii="Arial" w:hAnsi="Arial" w:eastAsia="Arial"/>
                 <w:sz w:val="14"/>
               </w:rPr>
-              <w:t>Организационные полномочия технологией не исправляются.</w:t>
-            </w:r>
-          </w:p>
-        </w:tc>
-      </w:tr>
-      <w:tr>
-        <w:trPr>
-          <w:cantSplit/>
-        </w:trPr>
-        <w:tc>
-          <w:tcPr>
-            <w:tcW w:type="dxa" w:w="1531"/>
+              <w:t>На время перехода качество и покрытие снижаются.</w:t>
+            </w:r>
+          </w:p>
+        </w:tc>
+        <w:tc>
+          <w:tcPr>
+            <w:tcW w:type="dxa" w:w="1435"/>
             <w:vAlign w:val="top"/>
             <w:tcMar>
               <w:top w:w="70" w:type="dxa"/>
@@ -6381,13 +6443,18 @@
                 <w:rFonts w:ascii="Arial" w:hAnsi="Arial" w:eastAsia="Arial"/>
                 <w:sz w:val="14"/>
               </w:rPr>
-              <w:t>Неправомерный доступ</w:t>
-            </w:r>
-          </w:p>
-        </w:tc>
-        <w:tc>
-          <w:tcPr>
-            <w:tcW w:type="dxa" w:w="1984"/>
+              <w:t>Переход требует времени и денег; покрытие резервного источника может отличаться.</w:t>
+            </w:r>
+          </w:p>
+        </w:tc>
+      </w:tr>
+      <w:tr>
+        <w:trPr>
+          <w:cantSplit/>
+        </w:trPr>
+        <w:tc>
+          <w:tcPr>
+            <w:tcW w:type="dxa" w:w="1250"/>
             <w:vAlign w:val="top"/>
             <w:tcMar>
               <w:top w:w="70" w:type="dxa"/>
@@ -6402,13 +6469,13 @@
                 <w:rFonts w:ascii="Arial" w:hAnsi="Arial" w:eastAsia="Arial"/>
                 <w:sz w:val="14"/>
               </w:rPr>
-              <w:t>Раскрытие данных хозяйств, объектов или проверок.</w:t>
-            </w:r>
-          </w:p>
-        </w:tc>
-        <w:tc>
-          <w:tcPr>
-            <w:tcW w:type="dxa" w:w="2608"/>
+              <w:t>Сервис не встроен в процесс региона</w:t>
+            </w:r>
+          </w:p>
+        </w:tc>
+        <w:tc>
+          <w:tcPr>
+            <w:tcW w:type="dxa" w:w="1550"/>
             <w:vAlign w:val="top"/>
             <w:tcMar>
               <w:top w:w="70" w:type="dxa"/>
@@ -6423,13 +6490,13 @@
                 <w:rFonts w:ascii="Arial" w:hAnsi="Arial" w:eastAsia="Arial"/>
                 <w:sz w:val="14"/>
               </w:rPr>
-              <w:t>Ролевой доступ, журналирование, аудит.</w:t>
-            </w:r>
-          </w:p>
-        </w:tc>
-        <w:tc>
-          <w:tcPr>
-            <w:tcW w:type="dxa" w:w="1474"/>
+              <w:t>Нет регламента реакции и ответственного за действие по сигналу.</w:t>
+            </w:r>
+          </w:p>
+        </w:tc>
+        <w:tc>
+          <w:tcPr>
+            <w:tcW w:type="dxa" w:w="1550"/>
             <w:vAlign w:val="top"/>
             <w:tcMar>
               <w:top w:w="70" w:type="dxa"/>
@@ -6444,13 +6511,13 @@
                 <w:rFonts w:ascii="Arial" w:hAnsi="Arial" w:eastAsia="Arial"/>
                 <w:sz w:val="14"/>
               </w:rPr>
-              <w:t>Оператор</w:t>
-            </w:r>
-          </w:p>
-        </w:tc>
-        <w:tc>
-          <w:tcPr>
-            <w:tcW w:type="dxa" w:w="2098"/>
+              <w:t>Сигналы есть, но решения не принимаются.</w:t>
+            </w:r>
+          </w:p>
+        </w:tc>
+        <w:tc>
+          <w:tcPr>
+            <w:tcW w:type="dxa" w:w="1700"/>
             <w:vAlign w:val="top"/>
             <w:tcMar>
               <w:top w:w="70" w:type="dxa"/>
@@ -6465,18 +6532,13 @@
                 <w:rFonts w:ascii="Arial" w:hAnsi="Arial" w:eastAsia="Arial"/>
                 <w:sz w:val="14"/>
               </w:rPr>
-              <w:t>Остаётся риск ошибки пользователя/администратора.</w:t>
-            </w:r>
-          </w:p>
-        </w:tc>
-      </w:tr>
-      <w:tr>
-        <w:trPr>
-          <w:cantSplit/>
-        </w:trPr>
-        <w:tc>
-          <w:tcPr>
-            <w:tcW w:type="dxa" w:w="1531"/>
+              <w:t>Пилот, интеграции, обучение, регламент реакции.</w:t>
+            </w:r>
+          </w:p>
+        </w:tc>
+        <w:tc>
+          <w:tcPr>
+            <w:tcW w:type="dxa" w:w="1050"/>
             <w:vAlign w:val="top"/>
             <w:tcMar>
               <w:top w:w="70" w:type="dxa"/>
@@ -6489,15 +6551,15 @@
             <w:r>
               <w:rPr>
                 <w:rFonts w:ascii="Arial" w:hAnsi="Arial" w:eastAsia="Arial"/>
-                <w:sz w:val="16"/>
+                <w:sz w:val="14"/>
               </w:rPr>
-              <w:t>Спрос ниже модели</w:t>
-            </w:r>
-          </w:p>
-        </w:tc>
-        <w:tc>
-          <w:tcPr>
-            <w:tcW w:type="dxa" w:w="1984"/>
+              <w:t>Принимающая сторона</w:t>
+            </w:r>
+          </w:p>
+        </w:tc>
+        <w:tc>
+          <w:tcPr>
+            <w:tcW w:type="dxa" w:w="1550"/>
             <w:vAlign w:val="top"/>
             <w:tcMar>
               <w:top w:w="70" w:type="dxa"/>
@@ -6509,15 +6571,16 @@
           <w:p>
             <w:r>
               <w:rPr>
-                <w:sz w:val="16"/>
+                <w:rFonts w:ascii="Arial" w:hAnsi="Arial" w:eastAsia="Arial"/>
+                <w:sz w:val="14"/>
               </w:rPr>
-              <w:t>AGRI/TRANS теряют окупаемость; диагностический S2 при commercial cash = 0 показывает OPEX-gap 123 млн руб./год при K_cash = 0,607. S2 не является официальным STRESS и по умолчанию не фильтрует ranking.</w:t>
-            </w:r>
-          </w:p>
-        </w:tc>
-        <w:tc>
-          <w:tcPr>
-            <w:tcW w:type="dxa" w:w="2608"/>
+              <w:t>Сервис используется частью служб; фактический эффект ниже расчётного.</w:t>
+            </w:r>
+          </w:p>
+        </w:tc>
+        <w:tc>
+          <w:tcPr>
+            <w:tcW w:type="dxa" w:w="1435"/>
             <w:vAlign w:val="top"/>
             <w:tcMar>
               <w:top w:w="70" w:type="dxa"/>
@@ -6530,15 +6593,20 @@
             <w:r>
               <w:rPr>
                 <w:rFonts w:ascii="Arial" w:hAnsi="Arial" w:eastAsia="Arial"/>
-                <w:sz w:val="16"/>
+                <w:sz w:val="14"/>
               </w:rPr>
-              <w:t>10-летний срок ГЧП, поэтапный запуск, тарифные тесты.</w:t>
-            </w:r>
-          </w:p>
-        </w:tc>
-        <w:tc>
-          <w:tcPr>
-            <w:tcW w:type="dxa" w:w="1474"/>
+              <w:t>Организационные полномочия технологией не исправляются.</w:t>
+            </w:r>
+          </w:p>
+        </w:tc>
+      </w:tr>
+      <w:tr>
+        <w:trPr>
+          <w:cantSplit/>
+        </w:trPr>
+        <w:tc>
+          <w:tcPr>
+            <w:tcW w:type="dxa" w:w="1250"/>
             <w:vAlign w:val="top"/>
             <w:tcMar>
               <w:top w:w="70" w:type="dxa"/>
@@ -6551,15 +6619,15 @@
             <w:r>
               <w:rPr>
                 <w:rFonts w:ascii="Arial" w:hAnsi="Arial" w:eastAsia="Arial"/>
-                <w:sz w:val="16"/>
+                <w:sz w:val="14"/>
               </w:rPr>
-              <w:t>Частный партнёр</w:t>
-            </w:r>
-          </w:p>
-        </w:tc>
-        <w:tc>
-          <w:tcPr>
-            <w:tcW w:type="dxa" w:w="2098"/>
+              <w:t>Неправомерный доступ</w:t>
+            </w:r>
+          </w:p>
+        </w:tc>
+        <w:tc>
+          <w:tcPr>
+            <w:tcW w:type="dxa" w:w="1550"/>
             <w:vAlign w:val="top"/>
             <w:tcMar>
               <w:top w:w="70" w:type="dxa"/>
@@ -6572,20 +6640,15 @@
             <w:r>
               <w:rPr>
                 <w:rFonts w:ascii="Arial" w:hAnsi="Arial" w:eastAsia="Arial"/>
-                <w:sz w:val="16"/>
+                <w:sz w:val="14"/>
               </w:rPr>
-              <w:t>При спросе ниже 40% плана возможен пересмотр платы.</w:t>
-            </w:r>
-          </w:p>
-        </w:tc>
-      </w:tr>
-      <w:tr>
-        <w:trPr>
-          <w:cantSplit/>
-        </w:trPr>
-        <w:tc>
-          <w:tcPr>
-            <w:tcW w:type="dxa" w:w="1531"/>
+              <w:t>Широкие права ролей, ошибки настройки, передача выгрузок за контур.</w:t>
+            </w:r>
+          </w:p>
+        </w:tc>
+        <w:tc>
+          <w:tcPr>
+            <w:tcW w:type="dxa" w:w="1550"/>
             <w:vAlign w:val="top"/>
             <w:tcMar>
               <w:top w:w="70" w:type="dxa"/>
@@ -6600,13 +6663,13 @@
                 <w:rFonts w:ascii="Arial" w:hAnsi="Arial" w:eastAsia="Arial"/>
                 <w:sz w:val="14"/>
               </w:rPr>
-              <w:t>Задержка бюджетных платежей</w:t>
-            </w:r>
-          </w:p>
-        </w:tc>
-        <w:tc>
-          <w:tcPr>
-            <w:tcW w:type="dxa" w:w="1984"/>
+              <w:t>Раскрытие данных хозяйств, объектов или проверок.</w:t>
+            </w:r>
+          </w:p>
+        </w:tc>
+        <w:tc>
+          <w:tcPr>
+            <w:tcW w:type="dxa" w:w="1700"/>
             <w:vAlign w:val="top"/>
             <w:tcMar>
               <w:top w:w="70" w:type="dxa"/>
@@ -6621,13 +6684,13 @@
                 <w:rFonts w:ascii="Arial" w:hAnsi="Arial" w:eastAsia="Arial"/>
                 <w:sz w:val="14"/>
               </w:rPr>
-              <w:t>Кассовый разрыв и риск срыва обновлений FIRE/ENV.</w:t>
-            </w:r>
-          </w:p>
-        </w:tc>
-        <w:tc>
-          <w:tcPr>
-            <w:tcW w:type="dxa" w:w="2608"/>
+              <w:t>Ролевой доступ, журналирование, аудит.</w:t>
+            </w:r>
+          </w:p>
+        </w:tc>
+        <w:tc>
+          <w:tcPr>
+            <w:tcW w:type="dxa" w:w="1050"/>
             <w:vAlign w:val="top"/>
             <w:tcMar>
               <w:top w:w="70" w:type="dxa"/>
@@ -6642,13 +6705,13 @@
                 <w:rFonts w:ascii="Arial" w:hAnsi="Arial" w:eastAsia="Arial"/>
                 <w:sz w:val="14"/>
               </w:rPr>
-              <w:t>Авансирование/этапные платежи, ответственность за просрочку, резерв ликвидности.</w:t>
-            </w:r>
-          </w:p>
-        </w:tc>
-        <w:tc>
-          <w:tcPr>
-            <w:tcW w:type="dxa" w:w="1474"/>
+              <w:t>Оператор</w:t>
+            </w:r>
+          </w:p>
+        </w:tc>
+        <w:tc>
+          <w:tcPr>
+            <w:tcW w:type="dxa" w:w="1550"/>
             <w:vAlign w:val="top"/>
             <w:tcMar>
               <w:top w:w="70" w:type="dxa"/>
@@ -6663,13 +6726,13 @@
                 <w:rFonts w:ascii="Arial" w:hAnsi="Arial" w:eastAsia="Arial"/>
                 <w:sz w:val="14"/>
               </w:rPr>
-              <w:t>Публичный заказчик / оператор</w:t>
-            </w:r>
-          </w:p>
-        </w:tc>
-        <w:tc>
-          <w:tcPr>
-            <w:tcW w:type="dxa" w:w="2098"/>
+              <w:t>Инциденты возможны и выявляются постфактум по журналу доступа.</w:t>
+            </w:r>
+          </w:p>
+        </w:tc>
+        <w:tc>
+          <w:tcPr>
+            <w:tcW w:type="dxa" w:w="1435"/>
             <w:vAlign w:val="top"/>
             <w:tcMar>
               <w:top w:w="70" w:type="dxa"/>
@@ -6684,7 +6747,7 @@
                 <w:rFonts w:ascii="Arial" w:hAnsi="Arial" w:eastAsia="Arial"/>
                 <w:sz w:val="14"/>
               </w:rPr>
-              <w:t>Точная договорная применимость требует юридической проверки.</w:t>
+              <w:t>Остаётся риск ошибки пользователя/администратора.</w:t>
             </w:r>
           </w:p>
         </w:tc>
@@ -6695,7 +6758,309 @@
         </w:trPr>
         <w:tc>
           <w:tcPr>
-            <w:tcW w:type="dxa" w:w="2017"/>
+            <w:tcW w:type="dxa" w:w="1250"/>
+            <w:vAlign w:val="top"/>
+            <w:tcMar>
+              <w:top w:w="70" w:type="dxa"/>
+              <w:start w:w="80" w:type="dxa"/>
+              <w:bottom w:w="70" w:type="dxa"/>
+              <w:end w:w="80" w:type="dxa"/>
+            </w:tcMar>
+          </w:tcPr>
+          <w:p>
+            <w:r>
+              <w:rPr>
+                <w:rFonts w:ascii="Arial" w:hAnsi="Arial" w:eastAsia="Arial"/>
+                <w:sz w:val="16"/>
+              </w:rPr>
+              <w:t>Спрос ниже модели</w:t>
+            </w:r>
+          </w:p>
+        </w:tc>
+        <w:tc>
+          <w:tcPr>
+            <w:tcW w:type="dxa" w:w="1550"/>
+            <w:vAlign w:val="top"/>
+            <w:tcMar>
+              <w:top w:w="70" w:type="dxa"/>
+              <w:start w:w="80" w:type="dxa"/>
+              <w:bottom w:w="70" w:type="dxa"/>
+              <w:end w:w="80" w:type="dxa"/>
+            </w:tcMar>
+          </w:tcPr>
+          <w:p>
+            <w:r>
+              <w:rPr>
+                <w:sz w:val="16"/>
+              </w:rPr>
+              <w:t>Коммерческие поступления AGRI и TRANS заданы моделью кейса и не подтверждены договорами или ценовыми тестами.</w:t>
+            </w:r>
+          </w:p>
+        </w:tc>
+        <w:tc>
+          <w:tcPr>
+            <w:tcW w:type="dxa" w:w="1550"/>
+            <w:vAlign w:val="top"/>
+            <w:tcMar>
+              <w:top w:w="70" w:type="dxa"/>
+              <w:start w:w="80" w:type="dxa"/>
+              <w:bottom w:w="70" w:type="dxa"/>
+              <w:end w:w="80" w:type="dxa"/>
+            </w:tcMar>
+          </w:tcPr>
+          <w:p>
+            <w:r>
+              <w:rPr>
+                <w:sz w:val="16"/>
+              </w:rPr>
+              <w:t>AGRI/TRANS теряют окупаемость; диагностический S2 при commercial cash = 0 показывает OPEX-gap 123 млн руб./год при K_cash = 0,607. S2 не является официальным STRESS и по умолчанию не фильтрует ranking.</w:t>
+            </w:r>
+          </w:p>
+        </w:tc>
+        <w:tc>
+          <w:tcPr>
+            <w:tcW w:type="dxa" w:w="1700"/>
+            <w:vAlign w:val="top"/>
+            <w:tcMar>
+              <w:top w:w="70" w:type="dxa"/>
+              <w:start w:w="80" w:type="dxa"/>
+              <w:bottom w:w="70" w:type="dxa"/>
+              <w:end w:w="80" w:type="dxa"/>
+            </w:tcMar>
+          </w:tcPr>
+          <w:p>
+            <w:r>
+              <w:rPr>
+                <w:rFonts w:ascii="Arial" w:hAnsi="Arial" w:eastAsia="Arial"/>
+                <w:sz w:val="16"/>
+              </w:rPr>
+              <w:t>10-летний срок ГЧП, поэтапный запуск, тарифные тесты.</w:t>
+            </w:r>
+          </w:p>
+        </w:tc>
+        <w:tc>
+          <w:tcPr>
+            <w:tcW w:type="dxa" w:w="1050"/>
+            <w:vAlign w:val="top"/>
+            <w:tcMar>
+              <w:top w:w="70" w:type="dxa"/>
+              <w:start w:w="80" w:type="dxa"/>
+              <w:bottom w:w="70" w:type="dxa"/>
+              <w:end w:w="80" w:type="dxa"/>
+            </w:tcMar>
+          </w:tcPr>
+          <w:p>
+            <w:r>
+              <w:rPr>
+                <w:rFonts w:ascii="Arial" w:hAnsi="Arial" w:eastAsia="Arial"/>
+                <w:sz w:val="16"/>
+              </w:rPr>
+              <w:t>Частный партнёр</w:t>
+            </w:r>
+          </w:p>
+        </w:tc>
+        <w:tc>
+          <w:tcPr>
+            <w:tcW w:type="dxa" w:w="1550"/>
+            <w:vAlign w:val="top"/>
+            <w:tcMar>
+              <w:top w:w="70" w:type="dxa"/>
+              <w:start w:w="80" w:type="dxa"/>
+              <w:bottom w:w="70" w:type="dxa"/>
+              <w:end w:w="80" w:type="dxa"/>
+            </w:tcMar>
+          </w:tcPr>
+          <w:p>
+            <w:r>
+              <w:rPr>
+                <w:rFonts w:ascii="Arial" w:hAnsi="Arial" w:eastAsia="Arial"/>
+                <w:sz w:val="16"/>
+              </w:rPr>
+              <w:t>При нулевой коммерческой выручке якорных 190 млн руб./год хватает на K_cash 0,607, но 123 млн руб./год OPEX остаются непокрытыми.</w:t>
+            </w:r>
+          </w:p>
+        </w:tc>
+        <w:tc>
+          <w:tcPr>
+            <w:tcW w:type="dxa" w:w="1435"/>
+            <w:vAlign w:val="top"/>
+            <w:tcMar>
+              <w:top w:w="70" w:type="dxa"/>
+              <w:start w:w="80" w:type="dxa"/>
+              <w:bottom w:w="70" w:type="dxa"/>
+              <w:end w:w="80" w:type="dxa"/>
+            </w:tcMar>
+          </w:tcPr>
+          <w:p>
+            <w:r>
+              <w:rPr>
+                <w:rFonts w:ascii="Arial" w:hAnsi="Arial" w:eastAsia="Arial"/>
+                <w:sz w:val="16"/>
+              </w:rPr>
+              <w:t>При спросе ниже 40% плана возможен пересмотр платы.</w:t>
+            </w:r>
+          </w:p>
+        </w:tc>
+      </w:tr>
+      <w:tr>
+        <w:trPr>
+          <w:cantSplit/>
+        </w:trPr>
+        <w:tc>
+          <w:tcPr>
+            <w:tcW w:type="dxa" w:w="1250"/>
+            <w:vAlign w:val="top"/>
+            <w:tcMar>
+              <w:top w:w="70" w:type="dxa"/>
+              <w:start w:w="80" w:type="dxa"/>
+              <w:bottom w:w="70" w:type="dxa"/>
+              <w:end w:w="80" w:type="dxa"/>
+            </w:tcMar>
+          </w:tcPr>
+          <w:p>
+            <w:r>
+              <w:rPr>
+                <w:rFonts w:ascii="Arial" w:hAnsi="Arial" w:eastAsia="Arial"/>
+                <w:sz w:val="14"/>
+              </w:rPr>
+              <w:t>Задержка бюджетных платежей</w:t>
+            </w:r>
+          </w:p>
+        </w:tc>
+        <w:tc>
+          <w:tcPr>
+            <w:tcW w:type="dxa" w:w="1550"/>
+            <w:vAlign w:val="top"/>
+            <w:tcMar>
+              <w:top w:w="70" w:type="dxa"/>
+              <w:start w:w="80" w:type="dxa"/>
+              <w:bottom w:w="70" w:type="dxa"/>
+              <w:end w:w="80" w:type="dxa"/>
+            </w:tcMar>
+          </w:tcPr>
+          <w:p>
+            <w:r>
+              <w:rPr>
+                <w:rFonts w:ascii="Arial" w:hAnsi="Arial" w:eastAsia="Arial"/>
+                <w:sz w:val="14"/>
+              </w:rPr>
+              <w:t>Сроки бюджетного цикла и закупочных процедур не совпадают с графиком эксплуатации.</w:t>
+            </w:r>
+          </w:p>
+        </w:tc>
+        <w:tc>
+          <w:tcPr>
+            <w:tcW w:type="dxa" w:w="1550"/>
+            <w:vAlign w:val="top"/>
+            <w:tcMar>
+              <w:top w:w="70" w:type="dxa"/>
+              <w:start w:w="80" w:type="dxa"/>
+              <w:bottom w:w="70" w:type="dxa"/>
+              <w:end w:w="80" w:type="dxa"/>
+            </w:tcMar>
+          </w:tcPr>
+          <w:p>
+            <w:r>
+              <w:rPr>
+                <w:rFonts w:ascii="Arial" w:hAnsi="Arial" w:eastAsia="Arial"/>
+                <w:sz w:val="14"/>
+              </w:rPr>
+              <w:t>Кассовый разрыв и риск срыва обновлений FIRE/ENV.</w:t>
+            </w:r>
+          </w:p>
+        </w:tc>
+        <w:tc>
+          <w:tcPr>
+            <w:tcW w:type="dxa" w:w="1700"/>
+            <w:vAlign w:val="top"/>
+            <w:tcMar>
+              <w:top w:w="70" w:type="dxa"/>
+              <w:start w:w="80" w:type="dxa"/>
+              <w:bottom w:w="70" w:type="dxa"/>
+              <w:end w:w="80" w:type="dxa"/>
+            </w:tcMar>
+          </w:tcPr>
+          <w:p>
+            <w:r>
+              <w:rPr>
+                <w:rFonts w:ascii="Arial" w:hAnsi="Arial" w:eastAsia="Arial"/>
+                <w:sz w:val="14"/>
+              </w:rPr>
+              <w:t>Авансирование/этапные платежи, ответственность за просрочку, резерв ликвидности.</w:t>
+            </w:r>
+          </w:p>
+        </w:tc>
+        <w:tc>
+          <w:tcPr>
+            <w:tcW w:type="dxa" w:w="1050"/>
+            <w:vAlign w:val="top"/>
+            <w:tcMar>
+              <w:top w:w="70" w:type="dxa"/>
+              <w:start w:w="80" w:type="dxa"/>
+              <w:bottom w:w="70" w:type="dxa"/>
+              <w:end w:w="80" w:type="dxa"/>
+            </w:tcMar>
+          </w:tcPr>
+          <w:p>
+            <w:r>
+              <w:rPr>
+                <w:rFonts w:ascii="Arial" w:hAnsi="Arial" w:eastAsia="Arial"/>
+                <w:sz w:val="14"/>
+              </w:rPr>
+              <w:t>Публичный заказчик / оператор</w:t>
+            </w:r>
+          </w:p>
+        </w:tc>
+        <w:tc>
+          <w:tcPr>
+            <w:tcW w:type="dxa" w:w="1550"/>
+            <w:vAlign w:val="top"/>
+            <w:tcMar>
+              <w:top w:w="70" w:type="dxa"/>
+              <w:start w:w="80" w:type="dxa"/>
+              <w:bottom w:w="70" w:type="dxa"/>
+              <w:end w:w="80" w:type="dxa"/>
+            </w:tcMar>
+          </w:tcPr>
+          <w:p>
+            <w:r>
+              <w:rPr>
+                <w:rFonts w:ascii="Arial" w:hAnsi="Arial" w:eastAsia="Arial"/>
+                <w:sz w:val="14"/>
+              </w:rPr>
+              <w:t>Кассовый разрыв сохраняется в пределах срока казначейского исполнения.</w:t>
+            </w:r>
+          </w:p>
+        </w:tc>
+        <w:tc>
+          <w:tcPr>
+            <w:tcW w:type="dxa" w:w="1435"/>
+            <w:vAlign w:val="top"/>
+            <w:tcMar>
+              <w:top w:w="70" w:type="dxa"/>
+              <w:start w:w="80" w:type="dxa"/>
+              <w:bottom w:w="70" w:type="dxa"/>
+              <w:end w:w="80" w:type="dxa"/>
+            </w:tcMar>
+          </w:tcPr>
+          <w:p>
+            <w:r>
+              <w:rPr>
+                <w:rFonts w:ascii="Arial" w:hAnsi="Arial" w:eastAsia="Arial"/>
+                <w:sz w:val="14"/>
+              </w:rPr>
+              <w:t>Точная договорная применимость требует юридической проверки.</w:t>
+            </w:r>
+          </w:p>
+        </w:tc>
+      </w:tr>
+      <w:tr>
+        <w:trPr>
+          <w:cantSplit/>
+        </w:trPr>
+        <w:tc>
+          <w:tcPr>
+            <w:tcW w:type="dxa" w:w="1250"/>
           </w:tcPr>
           <w:p>
             <w:r>
@@ -6708,7 +7073,20 @@
         </w:tc>
         <w:tc>
           <w:tcPr>
-            <w:tcW w:type="dxa" w:w="2017"/>
+            <w:tcW w:type="dxa" w:w="1550"/>
+          </w:tcPr>
+          <w:p>
+            <w:r>
+              <w:rPr>
+                <w:sz w:val="14"/>
+              </w:rPr>
+              <w:t>На конечный результат влияют погода, сезон и наземное реагирование.</w:t>
+            </w:r>
+          </w:p>
+        </w:tc>
+        <w:tc>
+          <w:tcPr>
+            <w:tcW w:type="dxa" w:w="1550"/>
           </w:tcPr>
           <w:p>
             <w:r>
@@ -6721,7 +7099,7 @@
         </w:tc>
         <w:tc>
           <w:tcPr>
-            <w:tcW w:type="dxa" w:w="2017"/>
+            <w:tcW w:type="dxa" w:w="1700"/>
           </w:tcPr>
           <w:p>
             <w:r>
@@ -6734,7 +7112,7 @@
         </w:tc>
         <w:tc>
           <w:tcPr>
-            <w:tcW w:type="dxa" w:w="2017"/>
+            <w:tcW w:type="dxa" w:w="1050"/>
           </w:tcPr>
           <w:p>
             <w:r>
@@ -6747,7 +7125,20 @@
         </w:tc>
         <w:tc>
           <w:tcPr>
-            <w:tcW w:type="dxa" w:w="2017"/>
+            <w:tcW w:type="dxa" w:w="1550"/>
+          </w:tcPr>
+          <w:p>
+            <w:r>
+              <w:rPr>
+                <w:sz w:val="14"/>
+              </w:rPr>
+              <w:t>Часть эффекта остаётся неразделимой; KPI трактуются как индикаторы, а не доказательство.</w:t>
+            </w:r>
+          </w:p>
+        </w:tc>
+        <w:tc>
+          <w:tcPr>
+            <w:tcW w:type="dxa" w:w="1435"/>
           </w:tcPr>
           <w:p>
             <w:r>
@@ -6764,6 +7155,15 @@
       <w:pPr>
         <w:spacing w:after="0"/>
       </w:pPr>
+    </w:p>
+    <w:p>
+      <w:r>
+        <w:rPr>
+          <w:rFonts w:ascii="Arial" w:hAnsi="Arial" w:eastAsia="Arial"/>
+          <w:sz w:val="21"/>
+        </w:rPr>
+        <w:t xml:space="preserve">Основания этого раздела: Melamed и др. (2024) показывают, что расширение ГЧП повышает зависимость государства от частных поставщиков, а Zancan и др. (2026) разбирают условия, при которых закупочная стратегия сохраняет конкуренцию. Отсюда требования второго квалифицированного источника, открытых форматов, права заказчика на историю данных и контрольного пересчёта при смене поставщика.</w:t>
+      </w:r>
     </w:p>
     <w:p>
       <w:r>
@@ -7938,11 +8338,13 @@
         <w:tblLook w:firstColumn="1" w:firstRow="1" w:lastColumn="0" w:lastRow="0" w:noHBand="0" w:noVBand="1" w:val="04A0"/>
       </w:tblPr>
       <w:tblGrid>
-        <w:gridCol w:w="2017"/>
-        <w:gridCol w:w="2017"/>
-        <w:gridCol w:w="2017"/>
-        <w:gridCol w:w="2017"/>
-        <w:gridCol w:w="2017"/>
+        <w:gridCol w:w="1250"/>
+        <w:gridCol w:w="1700"/>
+        <w:gridCol w:w="1500"/>
+        <w:gridCol w:w="1600"/>
+        <w:gridCol w:w="1300"/>
+        <w:gridCol w:w="1300"/>
+        <w:gridCol w:w="1435"/>
       </w:tblGrid>
       <w:tr>
         <w:trPr>
@@ -7951,7 +8353,7 @@
         </w:trPr>
         <w:tc>
           <w:tcPr>
-            <w:tcW w:type="dxa" w:w="1247"/>
+            <w:tcW w:type="dxa" w:w="1250"/>
             <w:shd w:fill="D9D9D9"/>
             <w:vAlign w:val="center"/>
             <w:tcMar>
@@ -7977,7 +8379,7 @@
         </w:tc>
         <w:tc>
           <w:tcPr>
-            <w:tcW w:type="dxa" w:w="2835"/>
+            <w:tcW w:type="dxa" w:w="1700"/>
             <w:shd w:fill="D9D9D9"/>
             <w:vAlign w:val="center"/>
             <w:tcMar>
@@ -8003,7 +8405,7 @@
         </w:tc>
         <w:tc>
           <w:tcPr>
-            <w:tcW w:type="dxa" w:w="2324"/>
+            <w:tcW w:type="dxa" w:w="1500"/>
             <w:shd w:fill="D9D9D9"/>
             <w:vAlign w:val="center"/>
             <w:tcMar>
@@ -8029,7 +8431,7 @@
         </w:tc>
         <w:tc>
           <w:tcPr>
-            <w:tcW w:type="dxa" w:w="1871"/>
+            <w:tcW w:type="dxa" w:w="1600"/>
             <w:shd w:fill="D9D9D9"/>
             <w:vAlign w:val="center"/>
             <w:tcMar>
@@ -8049,13 +8451,13 @@
                 <w:b/>
                 <w:sz w:val="15"/>
               </w:rPr>
-              <w:t>Ответственный контур</w:t>
-            </w:r>
-          </w:p>
-        </w:tc>
-        <w:tc>
-          <w:tcPr>
-            <w:tcW w:type="dxa" w:w="1814"/>
+              <w:t>Ресурсы</w:t>
+            </w:r>
+          </w:p>
+        </w:tc>
+        <w:tc>
+          <w:tcPr>
+            <w:tcW w:type="dxa" w:w="1300"/>
             <w:shd w:fill="D9D9D9"/>
             <w:vAlign w:val="center"/>
             <w:tcMar>
@@ -8075,7 +8477,59 @@
                 <w:b/>
                 <w:sz w:val="15"/>
               </w:rPr>
+              <w:t>Ответственный контур</w:t>
+            </w:r>
+          </w:p>
+        </w:tc>
+        <w:tc>
+          <w:tcPr>
+            <w:tcW w:type="dxa" w:w="1300"/>
+            <w:shd w:fill="D9D9D9"/>
+            <w:vAlign w:val="center"/>
+            <w:tcMar>
+              <w:top w:w="70" w:type="dxa"/>
+              <w:start w:w="80" w:type="dxa"/>
+              <w:bottom w:w="70" w:type="dxa"/>
+              <w:end w:w="80" w:type="dxa"/>
+            </w:tcMar>
+          </w:tcPr>
+          <w:p>
+            <w:pPr>
+              <w:jc w:val="center"/>
+            </w:pPr>
+            <w:r>
+              <w:rPr>
+                <w:rFonts w:ascii="Arial" w:hAnsi="Arial" w:eastAsia="Arial"/>
+                <w:b/>
+                <w:sz w:val="15"/>
+              </w:rPr>
               <w:t>Зависимость</w:t>
+            </w:r>
+          </w:p>
+        </w:tc>
+        <w:tc>
+          <w:tcPr>
+            <w:tcW w:type="dxa" w:w="1435"/>
+            <w:shd w:fill="D9D9D9"/>
+            <w:vAlign w:val="center"/>
+            <w:tcMar>
+              <w:top w:w="70" w:type="dxa"/>
+              <w:start w:w="80" w:type="dxa"/>
+              <w:bottom w:w="70" w:type="dxa"/>
+              <w:end w:w="80" w:type="dxa"/>
+            </w:tcMar>
+          </w:tcPr>
+          <w:p>
+            <w:pPr>
+              <w:jc w:val="center"/>
+            </w:pPr>
+            <w:r>
+              <w:rPr>
+                <w:rFonts w:ascii="Arial" w:hAnsi="Arial" w:eastAsia="Arial"/>
+                <w:b/>
+                <w:sz w:val="15"/>
+              </w:rPr>
+              <w:t>Критерий завершения</w:t>
             </w:r>
           </w:p>
         </w:tc>
@@ -8086,7 +8540,7 @@
         </w:trPr>
         <w:tc>
           <w:tcPr>
-            <w:tcW w:type="dxa" w:w="1247"/>
+            <w:tcW w:type="dxa" w:w="1250"/>
             <w:vAlign w:val="top"/>
             <w:tcMar>
               <w:top w:w="70" w:type="dxa"/>
@@ -8105,7 +8559,7 @@
         </w:tc>
         <w:tc>
           <w:tcPr>
-            <w:tcW w:type="dxa" w:w="2835"/>
+            <w:tcW w:type="dxa" w:w="1700"/>
             <w:vAlign w:val="top"/>
             <w:tcMar>
               <w:top w:w="70" w:type="dxa"/>
@@ -8122,7 +8576,7 @@
         </w:tc>
         <w:tc>
           <w:tcPr>
-            <w:tcW w:type="dxa" w:w="2324"/>
+            <w:tcW w:type="dxa" w:w="1500"/>
             <w:vAlign w:val="top"/>
             <w:tcMar>
               <w:top w:w="70" w:type="dxa"/>
@@ -8139,7 +8593,7 @@
         </w:tc>
         <w:tc>
           <w:tcPr>
-            <w:tcW w:type="dxa" w:w="1871"/>
+            <w:tcW w:type="dxa" w:w="1600"/>
             <w:vAlign w:val="top"/>
             <w:tcMar>
               <w:top w:w="70" w:type="dxa"/>
@@ -8150,13 +8604,13 @@
           </w:tcPr>
           <w:p>
             <w:r>
-              <w:t>Заказчик, экономист, оператор</w:t>
-            </w:r>
-          </w:p>
-        </w:tc>
-        <w:tc>
-          <w:tcPr>
-            <w:tcW w:type="dxa" w:w="1814"/>
+              <w:t>Рабочая группа заказчика, экономист и юрист; расчётный инструмент и results/. Капитальных затрат этап не требует.</w:t>
+            </w:r>
+          </w:p>
+        </w:tc>
+        <w:tc>
+          <w:tcPr>
+            <w:tcW w:type="dxa" w:w="1300"/>
             <w:vAlign w:val="top"/>
             <w:tcMar>
               <w:top w:w="70" w:type="dxa"/>
@@ -8167,18 +8621,13 @@
           </w:tcPr>
           <w:p>
             <w:r>
-              <w:t>Подтверждение плательщиков и полномочий; готовность к закупке/пилоту.</w:t>
-            </w:r>
-          </w:p>
-        </w:tc>
-      </w:tr>
-      <w:tr>
-        <w:trPr>
-          <w:cantSplit/>
-        </w:trPr>
-        <w:tc>
-          <w:tcPr>
-            <w:tcW w:type="dxa" w:w="1247"/>
+              <w:t>Заказчик, экономист, оператор</w:t>
+            </w:r>
+          </w:p>
+        </w:tc>
+        <w:tc>
+          <w:tcPr>
+            <w:tcW w:type="dxa" w:w="1300"/>
             <w:vAlign w:val="top"/>
             <w:tcMar>
               <w:top w:w="70" w:type="dxa"/>
@@ -8189,15 +8638,13 @@
           </w:tcPr>
           <w:p>
             <w:r>
-              <w:t>2. Пилоты FIRE/ENV</w:t>
-              <w:br/>
-              <w:t>2027, II полугодие – 2028, I полугодие</w:t>
-            </w:r>
-          </w:p>
-        </w:tc>
-        <w:tc>
-          <w:tcPr>
-            <w:tcW w:type="dxa" w:w="2835"/>
+              <w:t>Подтверждение плательщиков и полномочий; готовность к закупке/пилоту.</w:t>
+            </w:r>
+          </w:p>
+        </w:tc>
+        <w:tc>
+          <w:tcPr>
+            <w:tcW w:type="dxa" w:w="1435"/>
             <w:vAlign w:val="top"/>
             <w:tcMar>
               <w:top w:w="70" w:type="dxa"/>
@@ -8208,13 +8655,18 @@
           </w:tcPr>
           <w:p>
             <w:r>
-              <w:t>Запуск FIRE и ENV в ограниченном контуре; проверка свежести, покрытия, журналов, доступа и рабочего процесса пользователей.</w:t>
-            </w:r>
-          </w:p>
-        </w:tc>
-        <w:tc>
-          <w:tcPr>
-            <w:tcW w:type="dxa" w:w="2324"/>
+              <w:t>По четырём лотам определены заказчик, пользователь, предмет оплаты, доступ, SLA и приёмка; гипотезы отделены от подтверждённых документов.</w:t>
+            </w:r>
+          </w:p>
+        </w:tc>
+      </w:tr>
+      <w:tr>
+        <w:trPr>
+          <w:cantSplit/>
+        </w:trPr>
+        <w:tc>
+          <w:tcPr>
+            <w:tcW w:type="dxa" w:w="1250"/>
             <w:vAlign w:val="top"/>
             <w:tcMar>
               <w:top w:w="70" w:type="dxa"/>
@@ -8225,13 +8677,15 @@
           </w:tcPr>
           <w:p>
             <w:r>
-              <w:t>Проверенный публичный операторский контур и перечень корректировок.</w:t>
-            </w:r>
-          </w:p>
-        </w:tc>
-        <w:tc>
-          <w:tcPr>
-            <w:tcW w:type="dxa" w:w="1871"/>
+              <w:t>2. Пилоты FIRE/ENV</w:t>
+              <w:br/>
+              <w:t>2027, II полугодие – 2028, I полугодие</w:t>
+            </w:r>
+          </w:p>
+        </w:tc>
+        <w:tc>
+          <w:tcPr>
+            <w:tcW w:type="dxa" w:w="1700"/>
             <w:vAlign w:val="top"/>
             <w:tcMar>
               <w:top w:w="70" w:type="dxa"/>
@@ -8242,13 +8696,13 @@
           </w:tcPr>
           <w:p>
             <w:r>
-              <w:t>Оператор, поставщики, региональная принимающая сторона</w:t>
-            </w:r>
-          </w:p>
-        </w:tc>
-        <w:tc>
-          <w:tcPr>
-            <w:tcW w:type="dxa" w:w="1814"/>
+              <w:t>Запуск FIRE и ENV в ограниченном контуре; проверка свежести, покрытия, журналов, доступа и рабочего процесса пользователей.</w:t>
+            </w:r>
+          </w:p>
+        </w:tc>
+        <w:tc>
+          <w:tcPr>
+            <w:tcW w:type="dxa" w:w="1500"/>
             <w:vAlign w:val="top"/>
             <w:tcMar>
               <w:top w:w="70" w:type="dxa"/>
@@ -8259,18 +8713,13 @@
           </w:tcPr>
           <w:p>
             <w:r>
-              <w:t>Доступ к данным, наземное подтверждение и согласованные SLA пилота.</w:t>
-            </w:r>
-          </w:p>
-        </w:tc>
-      </w:tr>
-      <w:tr>
-        <w:trPr>
-          <w:cantSplit/>
-        </w:trPr>
-        <w:tc>
-          <w:tcPr>
-            <w:tcW w:type="dxa" w:w="1247"/>
+              <w:t>Проверенный публичный операторский контур и перечень корректировок.</w:t>
+            </w:r>
+          </w:p>
+        </w:tc>
+        <w:tc>
+          <w:tcPr>
+            <w:tcW w:type="dxa" w:w="1600"/>
             <w:vAlign w:val="top"/>
             <w:tcMar>
               <w:top w:w="70" w:type="dxa"/>
@@ -8281,15 +8730,13 @@
           </w:tcPr>
           <w:p>
             <w:r>
-              <w:t>3. Обновление ядра</w:t>
-              <w:br/>
-              <w:t>2028, II полугодие</w:t>
-            </w:r>
-          </w:p>
-        </w:tc>
-        <w:tc>
-          <w:tcPr>
-            <w:tcW w:type="dxa" w:w="2835"/>
+              <w:t>c0 бюджетного контура 630 млн руб. (FIRE 336 + ENV 294); OPEX публичного ядра 168 млн руб./год (89,25 + 78,75); команда оператора, каналы данных, наземная проверка.</w:t>
+            </w:r>
+          </w:p>
+        </w:tc>
+        <w:tc>
+          <w:tcPr>
+            <w:tcW w:type="dxa" w:w="1300"/>
             <w:vAlign w:val="top"/>
             <w:tcMar>
               <w:top w:w="70" w:type="dxa"/>
@@ -8300,13 +8747,13 @@
           </w:tcPr>
           <w:p>
             <w:r>
-              <w:t>Разбор пилотов, корректировка KPI, SLA, API, договорного шаблона и контрольного набора.</w:t>
-            </w:r>
-          </w:p>
-        </w:tc>
-        <w:tc>
-          <w:tcPr>
-            <w:tcW w:type="dxa" w:w="2324"/>
+              <w:t>Оператор, поставщики, региональная принимающая сторона</w:t>
+            </w:r>
+          </w:p>
+        </w:tc>
+        <w:tc>
+          <w:tcPr>
+            <w:tcW w:type="dxa" w:w="1300"/>
             <w:vAlign w:val="top"/>
             <w:tcMar>
               <w:top w:w="70" w:type="dxa"/>
@@ -8317,13 +8764,13 @@
           </w:tcPr>
           <w:p>
             <w:r>
-              <w:t>Версия типового ядра для подключения прикладных сервисов.</w:t>
-            </w:r>
-          </w:p>
-        </w:tc>
-        <w:tc>
-          <w:tcPr>
-            <w:tcW w:type="dxa" w:w="1871"/>
+              <w:t>Доступ к данным, наземное подтверждение и согласованные SLA пилота.</w:t>
+            </w:r>
+          </w:p>
+        </w:tc>
+        <w:tc>
+          <w:tcPr>
+            <w:tcW w:type="dxa" w:w="1435"/>
             <w:vAlign w:val="top"/>
             <w:tcMar>
               <w:top w:w="70" w:type="dxa"/>
@@ -8334,13 +8781,18 @@
           </w:tcPr>
           <w:p>
             <w:r>
-              <w:t>Заказчик и оператор</w:t>
-            </w:r>
-          </w:p>
-        </w:tc>
-        <w:tc>
-          <w:tcPr>
-            <w:tcW w:type="dxa" w:w="1814"/>
+              <w:t>Оба пилота приняты по контрольной выборке и KPI либо утверждён перечень доработок.</w:t>
+            </w:r>
+          </w:p>
+        </w:tc>
+      </w:tr>
+      <w:tr>
+        <w:trPr>
+          <w:cantSplit/>
+        </w:trPr>
+        <w:tc>
+          <w:tcPr>
+            <w:tcW w:type="dxa" w:w="1250"/>
             <w:vAlign w:val="top"/>
             <w:tcMar>
               <w:top w:w="70" w:type="dxa"/>
@@ -8351,18 +8803,15 @@
           </w:tcPr>
           <w:p>
             <w:r>
-              <w:t>Результаты пилотов и зафиксированный перечень изменений.</w:t>
-            </w:r>
-          </w:p>
-        </w:tc>
-      </w:tr>
-      <w:tr>
-        <w:trPr>
-          <w:cantSplit/>
-        </w:trPr>
-        <w:tc>
-          <w:tcPr>
-            <w:tcW w:type="dxa" w:w="1247"/>
+              <w:t>3. Обновление ядра</w:t>
+              <w:br/>
+              <w:t>2028, II полугодие</w:t>
+            </w:r>
+          </w:p>
+        </w:tc>
+        <w:tc>
+          <w:tcPr>
+            <w:tcW w:type="dxa" w:w="1700"/>
             <w:vAlign w:val="top"/>
             <w:tcMar>
               <w:top w:w="70" w:type="dxa"/>
@@ -8373,15 +8822,13 @@
           </w:tcPr>
           <w:p>
             <w:r>
-              <w:t>4. AGRI/TRANS и ГЧП</w:t>
-              <w:br/>
-              <w:t>2029–2030</w:t>
-            </w:r>
-          </w:p>
-        </w:tc>
-        <w:tc>
-          <w:tcPr>
-            <w:tcW w:type="dxa" w:w="2835"/>
+              <w:t>Разбор пилотов, корректировка KPI, SLA, API, договорного шаблона и контрольного набора.</w:t>
+            </w:r>
+          </w:p>
+        </w:tc>
+        <w:tc>
+          <w:tcPr>
+            <w:tcW w:type="dxa" w:w="1500"/>
             <w:vAlign w:val="top"/>
             <w:tcMar>
               <w:top w:w="70" w:type="dxa"/>
@@ -8392,13 +8839,13 @@
           </w:tcPr>
           <w:p>
             <w:r>
-              <w:t>Подключение AGRI и TRANS; проверка агрегированного и платного доступа, коммерческих договоров и разделения данных; запуск ГЧП.</w:t>
-            </w:r>
-          </w:p>
-        </w:tc>
-        <w:tc>
-          <w:tcPr>
-            <w:tcW w:type="dxa" w:w="2324"/>
+              <w:t>Версия типового ядра для подключения прикладных сервисов.</w:t>
+            </w:r>
+          </w:p>
+        </w:tc>
+        <w:tc>
+          <w:tcPr>
+            <w:tcW w:type="dxa" w:w="1600"/>
             <w:vAlign w:val="top"/>
             <w:tcMar>
               <w:top w:w="70" w:type="dxa"/>
@@ -8409,13 +8856,13 @@
           </w:tcPr>
           <w:p>
             <w:r>
-              <w:t>Рабочие прикладные слои и подтверждённая схема доступа/финансирования.</w:t>
-            </w:r>
-          </w:p>
-        </w:tc>
-        <w:tc>
-          <w:tcPr>
-            <w:tcW w:type="dxa" w:w="1871"/>
+              <w:t>Ресурс оператора и заказчика на доработку в рамках действующего OPEX 168 млн руб./год; отдельных капитальных затрат не требует.</w:t>
+            </w:r>
+          </w:p>
+        </w:tc>
+        <w:tc>
+          <w:tcPr>
+            <w:tcW w:type="dxa" w:w="1300"/>
             <w:vAlign w:val="top"/>
             <w:tcMar>
               <w:top w:w="70" w:type="dxa"/>
@@ -8426,13 +8873,13 @@
           </w:tcPr>
           <w:p>
             <w:r>
-              <w:t>Оператор, частный партнёр, публичные якорные заказчики</w:t>
-            </w:r>
-          </w:p>
-        </w:tc>
-        <w:tc>
-          <w:tcPr>
-            <w:tcW w:type="dxa" w:w="1814"/>
+              <w:t>Заказчик и оператор</w:t>
+            </w:r>
+          </w:p>
+        </w:tc>
+        <w:tc>
+          <w:tcPr>
+            <w:tcW w:type="dxa" w:w="1300"/>
             <w:vAlign w:val="top"/>
             <w:tcMar>
               <w:top w:w="70" w:type="dxa"/>
@@ -8443,18 +8890,13 @@
           </w:tcPr>
           <w:p>
             <w:r>
-              <w:t>Тарифные тесты, пользовательские пилоты и договорные условия ГЧП.</w:t>
-            </w:r>
-          </w:p>
-        </w:tc>
-      </w:tr>
-      <w:tr>
-        <w:trPr>
-          <w:cantSplit/>
-        </w:trPr>
-        <w:tc>
-          <w:tcPr>
-            <w:tcW w:type="dxa" w:w="1247"/>
+              <w:t>Результаты пилотов и зафиксированный перечень изменений.</w:t>
+            </w:r>
+          </w:p>
+        </w:tc>
+        <w:tc>
+          <w:tcPr>
+            <w:tcW w:type="dxa" w:w="1435"/>
             <w:vAlign w:val="top"/>
             <w:tcMar>
               <w:top w:w="70" w:type="dxa"/>
@@ -8465,15 +8907,18 @@
           </w:tcPr>
           <w:p>
             <w:r>
-              <w:t>5. Тиражирование</w:t>
-              <w:br/>
-              <w:t>2031–2033</w:t>
-            </w:r>
-          </w:p>
-        </w:tc>
-        <w:tc>
-          <w:tcPr>
-            <w:tcW w:type="dxa" w:w="2835"/>
+              <w:t>Изменения задокументированы, тесты проходят, типовая и локальная части разделены.</w:t>
+            </w:r>
+          </w:p>
+        </w:tc>
+      </w:tr>
+      <w:tr>
+        <w:trPr>
+          <w:cantSplit/>
+        </w:trPr>
+        <w:tc>
+          <w:tcPr>
+            <w:tcW w:type="dxa" w:w="1250"/>
             <w:vAlign w:val="top"/>
             <w:tcMar>
               <w:top w:w="70" w:type="dxa"/>
@@ -8484,13 +8929,15 @@
           </w:tcPr>
           <w:p>
             <w:r>
-              <w:t>Подключение новых регионов через локальные настройки и последнюю версию типового ядра.</w:t>
-            </w:r>
-          </w:p>
-        </w:tc>
-        <w:tc>
-          <w:tcPr>
-            <w:tcW w:type="dxa" w:w="2324"/>
+              <w:t>4. AGRI/TRANS и ГЧП</w:t>
+              <w:br/>
+              <w:t>2029–2030</w:t>
+            </w:r>
+          </w:p>
+        </w:tc>
+        <w:tc>
+          <w:tcPr>
+            <w:tcW w:type="dxa" w:w="1700"/>
             <w:vAlign w:val="top"/>
             <w:tcMar>
               <w:top w:w="70" w:type="dxa"/>
@@ -8501,13 +8948,13 @@
           </w:tcPr>
           <w:p>
             <w:r>
-              <w:t>Повторяемый процесс масштабирования и актуальная база знаний.</w:t>
-            </w:r>
-          </w:p>
-        </w:tc>
-        <w:tc>
-          <w:tcPr>
-            <w:tcW w:type="dxa" w:w="1871"/>
+              <w:t>Подключение AGRI и TRANS; проверка агрегированного и платного доступа, коммерческих договоров и разделения данных; запуск ГЧП.</w:t>
+            </w:r>
+          </w:p>
+        </w:tc>
+        <w:tc>
+          <w:tcPr>
+            <w:tcW w:type="dxa" w:w="1500"/>
             <w:vAlign w:val="top"/>
             <w:tcMar>
               <w:top w:w="70" w:type="dxa"/>
@@ -8518,13 +8965,13 @@
           </w:tcPr>
           <w:p>
             <w:r>
-              <w:t>Межрегиональный заказчик / оператор</w:t>
-            </w:r>
-          </w:p>
-        </w:tc>
-        <w:tc>
-          <w:tcPr>
-            <w:tcW w:type="dxa" w:w="1814"/>
+              <w:t>Рабочие прикладные слои и подтверждённая схема доступа/финансирования.</w:t>
+            </w:r>
+          </w:p>
+        </w:tc>
+        <w:tc>
+          <w:tcPr>
+            <w:tcW w:type="dxa" w:w="1600"/>
             <w:vAlign w:val="top"/>
             <w:tcMar>
               <w:top w:w="70" w:type="dxa"/>
@@ -8535,7 +8982,184 @@
           </w:tcPr>
           <w:p>
             <w:r>
+              <w:t>c0 частного контура 510 млн руб. (AGRI 260 + TRANS 250) по схеме ГЧП; OPEX прикладного слоя 145 млн руб./год (75 + 70); служба продаж и поддержки.</w:t>
+            </w:r>
+          </w:p>
+        </w:tc>
+        <w:tc>
+          <w:tcPr>
+            <w:tcW w:type="dxa" w:w="1300"/>
+            <w:vAlign w:val="top"/>
+            <w:tcMar>
+              <w:top w:w="70" w:type="dxa"/>
+              <w:start w:w="80" w:type="dxa"/>
+              <w:bottom w:w="70" w:type="dxa"/>
+              <w:end w:w="80" w:type="dxa"/>
+            </w:tcMar>
+          </w:tcPr>
+          <w:p>
+            <w:r>
+              <w:t>Оператор, частный партнёр, публичные якорные заказчики</w:t>
+            </w:r>
+          </w:p>
+        </w:tc>
+        <w:tc>
+          <w:tcPr>
+            <w:tcW w:type="dxa" w:w="1300"/>
+            <w:vAlign w:val="top"/>
+            <w:tcMar>
+              <w:top w:w="70" w:type="dxa"/>
+              <w:start w:w="80" w:type="dxa"/>
+              <w:bottom w:w="70" w:type="dxa"/>
+              <w:end w:w="80" w:type="dxa"/>
+            </w:tcMar>
+          </w:tcPr>
+          <w:p>
+            <w:r>
+              <w:t>Тарифные тесты, пользовательские пилоты и договорные условия ГЧП.</w:t>
+            </w:r>
+          </w:p>
+        </w:tc>
+        <w:tc>
+          <w:tcPr>
+            <w:tcW w:type="dxa" w:w="1435"/>
+            <w:vAlign w:val="top"/>
+            <w:tcMar>
+              <w:top w:w="70" w:type="dxa"/>
+              <w:start w:w="80" w:type="dxa"/>
+              <w:bottom w:w="70" w:type="dxa"/>
+              <w:end w:w="80" w:type="dxa"/>
+            </w:tcMar>
+          </w:tcPr>
+          <w:p>
+            <w:r>
+              <w:t>KPI приняты, якорные договоры действуют, спрос подтверждён пилотом, письмом или ценовым тестом.</w:t>
+            </w:r>
+          </w:p>
+        </w:tc>
+      </w:tr>
+      <w:tr>
+        <w:trPr>
+          <w:cantSplit/>
+        </w:trPr>
+        <w:tc>
+          <w:tcPr>
+            <w:tcW w:type="dxa" w:w="1250"/>
+            <w:vAlign w:val="top"/>
+            <w:tcMar>
+              <w:top w:w="70" w:type="dxa"/>
+              <w:start w:w="80" w:type="dxa"/>
+              <w:bottom w:w="70" w:type="dxa"/>
+              <w:end w:w="80" w:type="dxa"/>
+            </w:tcMar>
+          </w:tcPr>
+          <w:p>
+            <w:r>
+              <w:t>5. Тиражирование</w:t>
+              <w:br/>
+              <w:t>2031–2033</w:t>
+            </w:r>
+          </w:p>
+        </w:tc>
+        <w:tc>
+          <w:tcPr>
+            <w:tcW w:type="dxa" w:w="1700"/>
+            <w:vAlign w:val="top"/>
+            <w:tcMar>
+              <w:top w:w="70" w:type="dxa"/>
+              <w:start w:w="80" w:type="dxa"/>
+              <w:bottom w:w="70" w:type="dxa"/>
+              <w:end w:w="80" w:type="dxa"/>
+            </w:tcMar>
+          </w:tcPr>
+          <w:p>
+            <w:r>
+              <w:t>Подключение новых регионов через локальные настройки и последнюю версию типового ядра.</w:t>
+            </w:r>
+          </w:p>
+        </w:tc>
+        <w:tc>
+          <w:tcPr>
+            <w:tcW w:type="dxa" w:w="1500"/>
+            <w:vAlign w:val="top"/>
+            <w:tcMar>
+              <w:top w:w="70" w:type="dxa"/>
+              <w:start w:w="80" w:type="dxa"/>
+              <w:bottom w:w="70" w:type="dxa"/>
+              <w:end w:w="80" w:type="dxa"/>
+            </w:tcMar>
+          </w:tcPr>
+          <w:p>
+            <w:r>
+              <w:t>Повторяемый процесс масштабирования и актуальная база знаний.</w:t>
+            </w:r>
+          </w:p>
+        </w:tc>
+        <w:tc>
+          <w:tcPr>
+            <w:tcW w:type="dxa" w:w="1600"/>
+            <w:vAlign w:val="top"/>
+            <w:tcMar>
+              <w:top w:w="70" w:type="dxa"/>
+              <w:start w:w="80" w:type="dxa"/>
+              <w:bottom w:w="70" w:type="dxa"/>
+              <w:end w:w="80" w:type="dxa"/>
+            </w:tcMar>
+          </w:tcPr>
+          <w:p>
+            <w:r>
+              <w:t>OPEX портфеля 313 млн руб./год и типовое ядро. Затраты нового региона считаются тем же инструментом и в c0 портфеля не входят.</w:t>
+            </w:r>
+          </w:p>
+        </w:tc>
+        <w:tc>
+          <w:tcPr>
+            <w:tcW w:type="dxa" w:w="1300"/>
+            <w:vAlign w:val="top"/>
+            <w:tcMar>
+              <w:top w:w="70" w:type="dxa"/>
+              <w:start w:w="80" w:type="dxa"/>
+              <w:bottom w:w="70" w:type="dxa"/>
+              <w:end w:w="80" w:type="dxa"/>
+            </w:tcMar>
+          </w:tcPr>
+          <w:p>
+            <w:r>
+              <w:t>Межрегиональный заказчик / оператор</w:t>
+            </w:r>
+          </w:p>
+        </w:tc>
+        <w:tc>
+          <w:tcPr>
+            <w:tcW w:type="dxa" w:w="1300"/>
+            <w:vAlign w:val="top"/>
+            <w:tcMar>
+              <w:top w:w="70" w:type="dxa"/>
+              <w:start w:w="80" w:type="dxa"/>
+              <w:bottom w:w="70" w:type="dxa"/>
+              <w:end w:w="80" w:type="dxa"/>
+            </w:tcMar>
+          </w:tcPr>
+          <w:p>
+            <w:r>
               <w:t>Стабильные KPI, типовые SLA и договорные шаблоны.</w:t>
+            </w:r>
+          </w:p>
+        </w:tc>
+        <w:tc>
+          <w:tcPr>
+            <w:tcW w:type="dxa" w:w="1435"/>
+            <w:vAlign w:val="top"/>
+            <w:tcMar>
+              <w:top w:w="70" w:type="dxa"/>
+              <w:start w:w="80" w:type="dxa"/>
+              <w:bottom w:w="70" w:type="dxa"/>
+              <w:end w:w="80" w:type="dxa"/>
+            </w:tcMar>
+          </w:tcPr>
+          <w:p>
+            <w:r>
+              <w:t>Новый регион запущен по шаблону, локальные изменения и качество зафиксированы.</w:t>
             </w:r>
           </w:p>
         </w:tc>
@@ -8546,7 +9170,7 @@
         <w:spacing w:after="0"/>
       </w:pPr>
       <w:r>
-        <w:t>Календарная дорожная карта принята как проектное допущение команды. Она связывает техническую готовность, подтверждение плательщиков, пилоты публичного ядра, запуск прикладного слоя и дальнейшее тиражирование. По каждому этапу ниже указаны результат, ответственный контур, зависимости и критерий перехода к следующему этапу.</w:t>
+        <w:t xml:space="preserve">Календарная дорожная карта принята как проектное допущение команды. Она связывает техническую готовность, подтверждение плательщиков, пилоты публичного ядра, запуск прикладного слоя и дальнейшее тиражирование. В таблице выше по каждому этапу указаны срок, содержание, результат, ресурсы, ответственный контур, зависимости и критерий завершения; ресурсы приведены по выгрузке results/ и разделены на бюджетный и частный контуры финансирования.</w:t>
       </w:r>
     </w:p>
     <w:p>
@@ -8666,7 +9290,215 @@
           <w:rFonts w:ascii="Arial" w:hAnsi="Arial" w:eastAsia="Arial"/>
           <w:sz w:val="16"/>
         </w:rPr>
-        <w:t>Внешние источники, использованные командой и перечисленные в source_register.md: Рослесхоз (ИСДМ-Рослесхоз), ESA по EO/Sentinel-2/InSAR, Росгидромет по «Арктике-М», 44-ФЗ, 223-ФЗ, 224-ФЗ, 115-ФЗ, 89-ФЗ, а также научные материалы по закупкам, ГЧП и общественным благам в космической экономике.</w:t>
+        <w:t xml:space="preserve">Внешние источники. Ниже — литература, предложенная организаторами (пп. 1–11), и дополнительные научные работы команды (пп. 12–16). Официальные отраслевые ссылки (Рослесхоз/ИСДМ-Рослесхоз, ESA по EO, Sentinel-2 и InSAR, Росгидромет по «Арктике-М») и нормативные акты (44-ФЗ, 223-ФЗ, 224-ФЗ, 115-ФЗ, 89-ФЗ) перечислены с точными местами в docs/team/participant-2/source_register.md и docs/sources.md.</w:t>
+      </w:r>
+    </w:p>
+    <w:p>
+      <w:pPr>
+        <w:pStyle w:val="ListBullet"/>
+        <w:spacing w:after="0" w:before="0" w:line="240" w:lineRule="auto"/>
+      </w:pPr>
+      <w:r>
+        <w:rPr>
+          <w:rFonts w:ascii="Arial" w:hAnsi="Arial" w:eastAsia="Arial"/>
+          <w:sz w:val="16"/>
+        </w:rPr>
+        <w:t xml:space="preserve">1. Заварухин В. П., Фролова Н. Д., Байбулатова Д. В. Государственно-частное партнерство как инструмент развития космического сектора США и Великобритании // Российское конкурентное право и экономика. 2021. № 4 (28). С. 76–87. DOI: 10.47361/2542-0259-2021-4-28-76-87.</w:t>
+      </w:r>
+    </w:p>
+    <w:p>
+      <w:pPr>
+        <w:pStyle w:val="ListBullet"/>
+        <w:spacing w:after="0" w:before="0" w:line="240" w:lineRule="auto"/>
+      </w:pPr>
+      <w:r>
+        <w:rPr>
+          <w:rFonts w:ascii="Arial" w:hAnsi="Arial" w:eastAsia="Arial"/>
+          <w:sz w:val="16"/>
+        </w:rPr>
+        <w:t xml:space="preserve">2. Кравченко Д. Б. Предпосылки для создания устойчивого рынка данных дистанционного зондирования Земли на современном этапе развития космической отрасли России // Экономика космоса. 2024. № 9. С. 3–7. DOI: 10.48612/agat/space_economics/2024.03.09.01.</w:t>
+      </w:r>
+    </w:p>
+    <w:p>
+      <w:pPr>
+        <w:pStyle w:val="ListBullet"/>
+        <w:spacing w:after="0" w:before="0" w:line="240" w:lineRule="auto"/>
+      </w:pPr>
+      <w:r>
+        <w:rPr>
+          <w:rFonts w:ascii="Arial" w:hAnsi="Arial" w:eastAsia="Arial"/>
+          <w:sz w:val="16"/>
+        </w:rPr>
+        <w:t xml:space="preserve">3. Маглинец Ю. А., Раевич К. В., Шатров Р. А., Брежнев Р. В., Михалев А. С., Матюнин В. М., Антипова Е. А. Автоматизация процесса обнаружения лесных пожаров по данным дистанционного зондирования Арктика-М // Международный научно-исследовательский журнал. 2024. № 10 (148). DOI: 10.60797/IRJ.2024.148.140.</w:t>
+      </w:r>
+    </w:p>
+    <w:p>
+      <w:pPr>
+        <w:pStyle w:val="ListBullet"/>
+        <w:spacing w:after="0" w:before="0" w:line="240" w:lineRule="auto"/>
+      </w:pPr>
+      <w:r>
+        <w:rPr>
+          <w:rFonts w:ascii="Arial" w:hAnsi="Arial" w:eastAsia="Arial"/>
+          <w:sz w:val="16"/>
+        </w:rPr>
+        <w:t xml:space="preserve">4. Долматов С. Н., Колесников П. Г., Черников Д. Ю., Гарифулин В. Ф. Использование широкополосного радиодоступа и технологий дистанционного мониторинга для обнаружения и управления тушением лесных пожаров // Хвойные бореальной зоны. 2023. Т. XLI, № 1. С. 24–32. DOI: 10.53374/1993-0135-2023-1-24-32.</w:t>
+      </w:r>
+    </w:p>
+    <w:p>
+      <w:pPr>
+        <w:pStyle w:val="ListBullet"/>
+        <w:spacing w:after="0" w:before="0" w:line="240" w:lineRule="auto"/>
+      </w:pPr>
+      <w:r>
+        <w:rPr>
+          <w:rFonts w:ascii="Arial" w:hAnsi="Arial" w:eastAsia="Arial"/>
+          <w:sz w:val="16"/>
+        </w:rPr>
+        <w:t xml:space="preserve">5. Нощенко Д. С., Пережогин А. С. О методе радарной интерферометрии для оценки деформации земной поверхности // Вестник КРАУНЦ. Физико-математические науки. 2010. № 1 (1). С. 54–61. DOI: 10.18454/2079-6641-2010-1-1-54-61.</w:t>
+      </w:r>
+    </w:p>
+    <w:p>
+      <w:pPr>
+        <w:pStyle w:val="ListBullet"/>
+        <w:spacing w:after="0" w:before="0" w:line="240" w:lineRule="auto"/>
+      </w:pPr>
+      <w:r>
+        <w:rPr>
+          <w:rFonts w:ascii="Arial" w:hAnsi="Arial" w:eastAsia="Arial"/>
+          <w:sz w:val="16"/>
+        </w:rPr>
+        <w:t xml:space="preserve">6. Virapongse A., Pearlman F., Pearlman J., Murambadoro M. D., Kuwayama Y., Glasscoe M. T. et al. Ten rules to increase the societal value of earth observations // Earth Science Informatics. 2020. Vol. 13, no. 2. P. 233–247. DOI: 10.1007/s12145-020-00453-w.</w:t>
+      </w:r>
+    </w:p>
+    <w:p>
+      <w:pPr>
+        <w:pStyle w:val="ListBullet"/>
+        <w:spacing w:after="0" w:before="0" w:line="240" w:lineRule="auto"/>
+      </w:pPr>
+      <w:r>
+        <w:rPr>
+          <w:rFonts w:ascii="Arial" w:hAnsi="Arial" w:eastAsia="Arial"/>
+          <w:sz w:val="16"/>
+        </w:rPr>
+        <w:t xml:space="preserve">7. Sishodia R. P., Ray R. L., Singh S. K. Applications of Remote Sensing in Precision Agriculture: A Review // Remote Sensing. 2020. Vol. 12, no. 19. Art. 3136. DOI: 10.3390/rs12193136.</w:t>
+      </w:r>
+    </w:p>
+    <w:p>
+      <w:pPr>
+        <w:pStyle w:val="ListBullet"/>
+        <w:spacing w:after="0" w:before="0" w:line="240" w:lineRule="auto"/>
+      </w:pPr>
+      <w:r>
+        <w:rPr>
+          <w:rFonts w:ascii="Arial" w:hAnsi="Arial" w:eastAsia="Arial"/>
+          <w:sz w:val="16"/>
+        </w:rPr>
+        <w:t xml:space="preserve">8. Munawar H. S., Hammad A. W. A., Waller S. T. Remote Sensing Methods for Flood Prediction: A Review // Sensors. 2022. Vol. 22, no. 3. Art. 960. DOI: 10.3390/s22030960.</w:t>
+      </w:r>
+    </w:p>
+    <w:p>
+      <w:pPr>
+        <w:pStyle w:val="ListBullet"/>
+        <w:spacing w:after="0" w:before="0" w:line="240" w:lineRule="auto"/>
+      </w:pPr>
+      <w:r>
+        <w:rPr>
+          <w:rFonts w:ascii="Arial" w:hAnsi="Arial" w:eastAsia="Arial"/>
+          <w:sz w:val="16"/>
+        </w:rPr>
+        <w:t xml:space="preserve">9. Kyriou A., Mpelogianni V., Nikolakopoulos K., Groumpos P. P. Review of Remote Sensing Approaches and Soft Computing for Infrastructure Monitoring // Geomatics. 2023. Vol. 3, no. 3. P. 367–394. DOI: 10.3390/geomatics3030021.</w:t>
+      </w:r>
+    </w:p>
+    <w:p>
+      <w:pPr>
+        <w:pStyle w:val="ListBullet"/>
+        <w:spacing w:after="0" w:before="0" w:line="240" w:lineRule="auto"/>
+      </w:pPr>
+      <w:r>
+        <w:rPr>
+          <w:rFonts w:ascii="Arial" w:hAnsi="Arial" w:eastAsia="Arial"/>
+          <w:sz w:val="16"/>
+        </w:rPr>
+        <w:t xml:space="preserve">10. Wang B., Li S., Mu J., Hao X., Zhu W., Hu J. Research Advancements in Key Technologies for Space-Based Situational Awareness // Space: Science &amp; Technology. 2022. Vol. 2022. Art. 9802793. DOI: 10.34133/2022/9802793.</w:t>
+      </w:r>
+    </w:p>
+    <w:p>
+      <w:pPr>
+        <w:pStyle w:val="ListBullet"/>
+        <w:spacing w:after="0" w:before="0" w:line="240" w:lineRule="auto"/>
+      </w:pPr>
+      <w:r>
+        <w:rPr>
+          <w:rFonts w:ascii="Arial" w:hAnsi="Arial" w:eastAsia="Arial"/>
+          <w:sz w:val="16"/>
+        </w:rPr>
+        <w:t xml:space="preserve">11. Kawai M., Hanaoka S. A Decision-Making Framework for Public–Private Partnership Model Selection in the Space Sector: Policy and Market Dynamics Across Countries // Administrative Sciences. 2025. Vol. 15, no. 9. Art. 367. DOI: 10.3390/admsci15090367.</w:t>
+      </w:r>
+    </w:p>
+    <w:p>
+      <w:pPr>
+        <w:pStyle w:val="ListBullet"/>
+        <w:spacing w:after="0" w:before="0" w:line="240" w:lineRule="auto"/>
+      </w:pPr>
+      <w:r>
+        <w:rPr>
+          <w:rFonts w:ascii="Arial" w:hAnsi="Arial" w:eastAsia="Arial"/>
+          <w:sz w:val="16"/>
+        </w:rPr>
+        <w:t xml:space="preserve">12. Zancan V., Pozzi A., Rota A., Deutsch S., Trucco P. Navigating procurement strategies adoption in the New Space transition: Drivers and conditions // Space Policy. 2026. Vol. 76. Art. 101735. DOI: 10.1016/j.spacepol.2025.101735.</w:t>
+      </w:r>
+    </w:p>
+    <w:p>
+      <w:pPr>
+        <w:pStyle w:val="ListBullet"/>
+        <w:spacing w:after="0" w:before="0" w:line="240" w:lineRule="auto"/>
+      </w:pPr>
+      <w:r>
+        <w:rPr>
+          <w:rFonts w:ascii="Arial" w:hAnsi="Arial" w:eastAsia="Arial"/>
+          <w:sz w:val="16"/>
+        </w:rPr>
+        <w:t xml:space="preserve">13. Takata S., Hidaka K. New public-private partnership based on the interactive collaboration in the space sector // Acta Astronautica. 2025. Vol. 231. P. 25–36. DOI: 10.1016/j.actaastro.2025.02.009.</w:t>
+      </w:r>
+    </w:p>
+    <w:p>
+      <w:pPr>
+        <w:pStyle w:val="ListBullet"/>
+        <w:spacing w:after="0" w:before="0" w:line="240" w:lineRule="auto"/>
+      </w:pPr>
+      <w:r>
+        <w:rPr>
+          <w:rFonts w:ascii="Arial" w:hAnsi="Arial" w:eastAsia="Arial"/>
+          <w:sz w:val="16"/>
+        </w:rPr>
+        <w:t xml:space="preserve">14. Payson D. Public goods and the evaluation of complex outcomes in space economy // Space Policy. 2026. Art. 101762. DOI: 10.1016/j.spacepol.2026.101762.</w:t>
+      </w:r>
+    </w:p>
+    <w:p>
+      <w:pPr>
+        <w:pStyle w:val="ListBullet"/>
+        <w:spacing w:after="0" w:before="0" w:line="240" w:lineRule="auto"/>
+      </w:pPr>
+      <w:r>
+        <w:rPr>
+          <w:rFonts w:ascii="Arial" w:hAnsi="Arial" w:eastAsia="Arial"/>
+          <w:sz w:val="16"/>
+        </w:rPr>
+        <w:t xml:space="preserve">15. Melamed A., Rao A., de Rohan Willner O., Kreps S. Going to outer space with new space: The rise and consequences of evolving public-private partnerships // Space Policy. 2024. Vol. 68. Art. 101626. DOI: 10.1016/j.spacepol.2024.101626.</w:t>
+      </w:r>
+    </w:p>
+    <w:p>
+      <w:pPr>
+        <w:pStyle w:val="ListBullet"/>
+        <w:spacing w:after="0" w:before="0" w:line="240" w:lineRule="auto"/>
+      </w:pPr>
+      <w:r>
+        <w:rPr>
+          <w:rFonts w:ascii="Arial" w:hAnsi="Arial" w:eastAsia="Arial"/>
+          <w:sz w:val="16"/>
+        </w:rPr>
+        <w:t xml:space="preserve">16. OECD. The Space Economy at a Glance 2026. Paris: OECD Publishing, 2026. DOI: 10.1787/cbf9b240-en.</w:t>
       </w:r>
     </w:p>
     <w:sectPr>

--- a/docs/management-note.docx
+++ b/docs/management-note.docx
@@ -1371,10 +1371,7 @@
     <w:p>
       <w:pPr/>
       <w:r>
-        <w:t>Расчёт использует неизменённые файлы организаторов: data/lots.csv, data/access_modes.csv и config/case_config.json. Единственный источник формул и девяти формальных проверок — src/kosmo, сверенный с case_core.py на всех 5 670 комбинациях; исходные файлы защищены контрольными хэшами. app/backend является тонким слоем и собственных формул не содержит; показатель «операционный баланс» также передаётся из метрики движка, а не пересчитывается на фронтенде. Для многопоточного HTTP-сервера payload строится на копиях записей, чтобы параллельные запросы с разными настройками S2-фильтра не меняли общий кэш. Регрессионный тест закрывает этот сценарий. Отдельный clean-run из свежего клона подтвердил 383 теста (346 движка + 37 app/tests), запуск CLI и сервера, а также совпадение ключевых показателей FINAL между интерфейсом, CLI и results/. Экспорт из CLI и кнопки интерфейса использует одну функцию export_bundle; произвольные комбинации из конструктора выгружаются отдельно и не затирают результаты FINAL. Интерфейс показывает лимит c0 активного сценария, все девять ограничений с фактом, порогом и запасом, а исследовательский robustness-скрипт использует тот же kosmo-backed расчётный контур.</w:t>
-      </w:r>
-      <w:r>
-        <w:t xml:space="preserve"> Дополнительно интерфейс проверен на адаптивность на ширинах 1440, 1024, 768 и 400 px: на всех 15 вкладках отсутствует горизонтальная прокрутка страницы; широкие таблицы прокручиваются внутри карточек. Десктопные контрольные скриншоты при этом не изменились.</w:t>
+        <w:t>Расчёт использует неизменённые файлы организаторов: data/lots.csv, data/access_modes.csv и config/case_config.json. Единственный источник формул и девяти формальных проверок — src/kosmo, сверенный с case_core.py на всех 5 670 комбинациях; исходные файлы защищены контрольными хэшами. app/backend является тонким слоем и собственных формул не содержит; показатель «операционный баланс» также передаётся из метрики движка, а не пересчитывается на фронтенде. Для многопоточного HTTP-сервера payload строится на копиях записей, чтобы параллельные запросы с разными настройками S2-фильтра не меняли общий кэш. Регрессионный тест закрывает этот сценарий. Отдельный clean-run из свежего клона подтвердил 383 теста (346 движка + 37 app/tests), запуск CLI и сервера, а также совпадение ключевых показателей FINAL между интерфейсом, CLI и results/. Выгрузка results/ делается только из командной строки (python -m kosmo export или python app/build.py --export) одной функцией export_bundle; интерфейс results/ не пишет; произвольные комбинации из конструктора выгружаются отдельно и не затирают результаты FINAL. Интерфейс показывает лимит c0 активного сценария, все девять ограничений с фактом, порогом и запасом, а исследовательский robustness-скрипт использует тот же kosmo-backed расчётный контур. Дополнительно интерфейс проверен на адаптивность на ширинах 1440, 1024, 768 и 400 px: на всех 15 вкладках отсутствует горизонтальная прокрутка страницы; широкие таблицы прокручиваются внутри карточек. Десктопные контрольные скриншоты при этом не изменились.</w:t>
       </w:r>
     </w:p>
     <w:p>
